--- a/rapports/2026-06-06/EQ29/EQ29_enq3_v2/DR_062203010017/67-90-26-53.docx
+++ b/rapports/2026-06-06/EQ29/EQ29_enq3_v2/DR_062203010017/67-90-26-53.docx
@@ -297,7 +297,7 @@
           <w:color w:val="1F6FEB"/>
           <w:sz w:val="22"/>
         </w:rPr>
-        <w:t>⚠ INCOHÉRENCES À CORRIGER (198)</w:t>
+        <w:t>⚠ INCOHÉRENCES À CORRIGER (195)</w:t>
       </w:r>
     </w:p>
     <w:tbl>
@@ -2434,7 +2434,7 @@
                 <w:color w:val="16A34A"/>
                 <w:sz w:val="16"/>
               </w:rPr>
-              <w:t>—</w:t>
+              <w:t>s01q32, s01q36, s01q38, s04q37_modif, s02q33, s02q34, s01q00b</w:t>
             </w:r>
           </w:p>
         </w:tc>
@@ -2465,7 +2465,7 @@
                 <w:i w:val="0"/>
                 <w:sz w:val="17"/>
               </w:rPr>
-              <w:t>Incohérence!!! seulement les écoles gouvermentales paient les cotisations (Gouvernement, communauté, ONG ou organisation humanitaire).</w:t>
+              <w:t>Peu probable!!! Vu l'âge (17 ans) de Babou Diagne ou l'année à laquelle Babou Diagne a fréquenté l'école pour la dernière fois (.) le dernier diplome de Babou Diagne ne peut être le Certificat d'études primaires (CEP), prière de corriger cette incohérence ou confirmer avec le QG.</w:t>
             </w:r>
           </w:p>
         </w:tc>
@@ -2480,10 +2480,2080 @@
               <w:rPr>
                 <w:b/>
                 <w:i w:val="0"/>
-                <w:color w:val="DC2626"/>
-                <w:sz w:val="16"/>
-              </w:rPr>
-              <w:t>Haute</w:t>
+                <w:color w:val="EA580C"/>
+                <w:sz w:val="16"/>
+              </w:rPr>
+              <w:t>Moyenne</w:t>
+            </w:r>
+          </w:p>
+        </w:tc>
+        <w:tc>
+          <w:tcPr>
+            <w:tcW w:type="dxa" w:w="1247"/>
+          </w:tcPr>
+          <w:p>
+            <w:r>
+              <w:rPr>
+                <w:b/>
+                <w:i w:val="0"/>
+                <w:sz w:val="16"/>
+              </w:rPr>
+              <w:t>S00</w:t>
+              <w:br/>
+            </w:r>
+            <w:r>
+              <w:rPr>
+                <w:b w:val="0"/>
+                <w:i w:val="0"/>
+                <w:color w:val="64748B"/>
+                <w:sz w:val="14"/>
+              </w:rPr>
+              <w:t>Identification</w:t>
+            </w:r>
+          </w:p>
+        </w:tc>
+        <w:tc>
+          <w:tcPr>
+            <w:tcW w:type="dxa" w:w="1531"/>
+          </w:tcPr>
+          <w:p>
+            <w:r>
+              <w:rPr>
+                <w:b/>
+                <w:i w:val="0"/>
+                <w:color w:val="16A34A"/>
+                <w:sz w:val="16"/>
+              </w:rPr>
+              <w:t>—</w:t>
+            </w:r>
+          </w:p>
+        </w:tc>
+        <w:tc>
+          <w:tcPr>
+            <w:tcW w:type="dxa" w:w="1191"/>
+          </w:tcPr>
+          <w:p>
+            <w:r>
+              <w:rPr>
+                <w:b w:val="0"/>
+                <w:i w:val="0"/>
+                <w:color w:val="64748B"/>
+                <w:sz w:val="16"/>
+              </w:rPr>
+              <w:t>GT-CQ</w:t>
+            </w:r>
+          </w:p>
+        </w:tc>
+        <w:tc>
+          <w:tcPr>
+            <w:tcW w:type="dxa" w:w="4706"/>
+          </w:tcPr>
+          <w:p>
+            <w:r>
+              <w:rPr>
+                <w:b w:val="0"/>
+                <w:i w:val="0"/>
+                <w:sz w:val="17"/>
+              </w:rPr>
+              <w:t>Il est obligatoire de prendre les coordonnées Gps avant d'administrer le questionnaire.</w:t>
+            </w:r>
+          </w:p>
+        </w:tc>
+      </w:tr>
+      <w:tr>
+        <w:tc>
+          <w:tcPr>
+            <w:tcW w:type="dxa" w:w="964"/>
+          </w:tcPr>
+          <w:p>
+            <w:r>
+              <w:rPr>
+                <w:b/>
+                <w:i w:val="0"/>
+                <w:color w:val="EA580C"/>
+                <w:sz w:val="16"/>
+              </w:rPr>
+              <w:t>Moyenne</w:t>
+            </w:r>
+          </w:p>
+        </w:tc>
+        <w:tc>
+          <w:tcPr>
+            <w:tcW w:type="dxa" w:w="1247"/>
+          </w:tcPr>
+          <w:p>
+            <w:r>
+              <w:rPr>
+                <w:b/>
+                <w:i w:val="0"/>
+                <w:sz w:val="16"/>
+              </w:rPr>
+              <w:t>S00</w:t>
+              <w:br/>
+            </w:r>
+            <w:r>
+              <w:rPr>
+                <w:b w:val="0"/>
+                <w:i w:val="0"/>
+                <w:color w:val="64748B"/>
+                <w:sz w:val="14"/>
+              </w:rPr>
+              <w:t>Identification</w:t>
+            </w:r>
+          </w:p>
+        </w:tc>
+        <w:tc>
+          <w:tcPr>
+            <w:tcW w:type="dxa" w:w="1531"/>
+          </w:tcPr>
+          <w:p>
+            <w:r>
+              <w:rPr>
+                <w:b/>
+                <w:i w:val="0"/>
+                <w:color w:val="16A34A"/>
+                <w:sz w:val="16"/>
+              </w:rPr>
+              <w:t>—</w:t>
+            </w:r>
+          </w:p>
+        </w:tc>
+        <w:tc>
+          <w:tcPr>
+            <w:tcW w:type="dxa" w:w="1191"/>
+          </w:tcPr>
+          <w:p>
+            <w:r>
+              <w:rPr>
+                <w:b w:val="0"/>
+                <w:i w:val="0"/>
+                <w:color w:val="64748B"/>
+                <w:sz w:val="16"/>
+              </w:rPr>
+              <w:t>GT-CQ</w:t>
+            </w:r>
+          </w:p>
+        </w:tc>
+        <w:tc>
+          <w:tcPr>
+            <w:tcW w:type="dxa" w:w="4706"/>
+          </w:tcPr>
+          <w:p>
+            <w:r>
+              <w:rPr>
+                <w:b w:val="0"/>
+                <w:i w:val="0"/>
+                <w:sz w:val="17"/>
+              </w:rPr>
+              <w:t>Prière de prendre les coordonnées GPS.</w:t>
+            </w:r>
+          </w:p>
+        </w:tc>
+      </w:tr>
+      <w:tr>
+        <w:tc>
+          <w:tcPr>
+            <w:tcW w:type="dxa" w:w="964"/>
+          </w:tcPr>
+          <w:p>
+            <w:r>
+              <w:rPr>
+                <w:b/>
+                <w:i w:val="0"/>
+                <w:color w:val="EA580C"/>
+                <w:sz w:val="16"/>
+              </w:rPr>
+              <w:t>Moyenne</w:t>
+            </w:r>
+          </w:p>
+        </w:tc>
+        <w:tc>
+          <w:tcPr>
+            <w:tcW w:type="dxa" w:w="1247"/>
+          </w:tcPr>
+          <w:p>
+            <w:r>
+              <w:rPr>
+                <w:b/>
+                <w:i w:val="0"/>
+                <w:sz w:val="16"/>
+              </w:rPr>
+              <w:t>S00</w:t>
+              <w:br/>
+            </w:r>
+            <w:r>
+              <w:rPr>
+                <w:b w:val="0"/>
+                <w:i w:val="0"/>
+                <w:color w:val="64748B"/>
+                <w:sz w:val="14"/>
+              </w:rPr>
+              <w:t>Identification</w:t>
+            </w:r>
+          </w:p>
+        </w:tc>
+        <w:tc>
+          <w:tcPr>
+            <w:tcW w:type="dxa" w:w="1531"/>
+          </w:tcPr>
+          <w:p>
+            <w:r>
+              <w:rPr>
+                <w:b/>
+                <w:i w:val="0"/>
+                <w:color w:val="16A34A"/>
+                <w:sz w:val="16"/>
+              </w:rPr>
+              <w:t>—</w:t>
+            </w:r>
+          </w:p>
+        </w:tc>
+        <w:tc>
+          <w:tcPr>
+            <w:tcW w:type="dxa" w:w="1191"/>
+          </w:tcPr>
+          <w:p>
+            <w:r>
+              <w:rPr>
+                <w:b w:val="0"/>
+                <w:i w:val="0"/>
+                <w:color w:val="64748B"/>
+                <w:sz w:val="16"/>
+              </w:rPr>
+              <w:t>GT-CQ</w:t>
+            </w:r>
+          </w:p>
+        </w:tc>
+        <w:tc>
+          <w:tcPr>
+            <w:tcW w:type="dxa" w:w="4706"/>
+          </w:tcPr>
+          <w:p>
+            <w:r>
+              <w:rPr>
+                <w:b w:val="0"/>
+                <w:i w:val="0"/>
+                <w:sz w:val="17"/>
+              </w:rPr>
+              <w:t>L'adresse ou la localisation du ménage doit être bien renseignée, ne doit pas contenir des numéros de téléphone et elle semble courte pour être une adresse.</w:t>
+            </w:r>
+          </w:p>
+        </w:tc>
+      </w:tr>
+      <w:tr>
+        <w:tc>
+          <w:tcPr>
+            <w:tcW w:type="dxa" w:w="964"/>
+          </w:tcPr>
+          <w:p>
+            <w:r>
+              <w:rPr>
+                <w:b/>
+                <w:i w:val="0"/>
+                <w:color w:val="EA580C"/>
+                <w:sz w:val="16"/>
+              </w:rPr>
+              <w:t>Moyenne</w:t>
+            </w:r>
+          </w:p>
+        </w:tc>
+        <w:tc>
+          <w:tcPr>
+            <w:tcW w:type="dxa" w:w="1247"/>
+          </w:tcPr>
+          <w:p>
+            <w:r>
+              <w:rPr>
+                <w:b/>
+                <w:i w:val="0"/>
+                <w:sz w:val="16"/>
+              </w:rPr>
+              <w:t>S00</w:t>
+              <w:br/>
+            </w:r>
+            <w:r>
+              <w:rPr>
+                <w:b w:val="0"/>
+                <w:i w:val="0"/>
+                <w:color w:val="64748B"/>
+                <w:sz w:val="14"/>
+              </w:rPr>
+              <w:t>Identification</w:t>
+            </w:r>
+          </w:p>
+        </w:tc>
+        <w:tc>
+          <w:tcPr>
+            <w:tcW w:type="dxa" w:w="1531"/>
+          </w:tcPr>
+          <w:p>
+            <w:r>
+              <w:rPr>
+                <w:b/>
+                <w:i w:val="0"/>
+                <w:color w:val="16A34A"/>
+                <w:sz w:val="16"/>
+              </w:rPr>
+              <w:t>—</w:t>
+            </w:r>
+          </w:p>
+        </w:tc>
+        <w:tc>
+          <w:tcPr>
+            <w:tcW w:type="dxa" w:w="1191"/>
+          </w:tcPr>
+          <w:p>
+            <w:r>
+              <w:rPr>
+                <w:b w:val="0"/>
+                <w:i w:val="0"/>
+                <w:color w:val="64748B"/>
+                <w:sz w:val="16"/>
+              </w:rPr>
+              <w:t>GT-CQ</w:t>
+            </w:r>
+          </w:p>
+        </w:tc>
+        <w:tc>
+          <w:tcPr>
+            <w:tcW w:type="dxa" w:w="4706"/>
+          </w:tcPr>
+          <w:p>
+            <w:r>
+              <w:rPr>
+                <w:b w:val="0"/>
+                <w:i w:val="0"/>
+                <w:sz w:val="17"/>
+              </w:rPr>
+              <w:t>Prière de renseigner la bonne adresse.Attention! Il manque des informations non renseignées dans la section 0, prière de regarder toutes les autres informations dans l'identification du ménage (IDENTIFICATION ET RENSEIGNEMENTS DE CONTROLE) ou dans OBSERVATIONS pour pouvoir renseigné toutes les questions liées au ménage.</w:t>
+            </w:r>
+          </w:p>
+        </w:tc>
+      </w:tr>
+      <w:tr>
+        <w:tc>
+          <w:tcPr>
+            <w:tcW w:type="dxa" w:w="964"/>
+          </w:tcPr>
+          <w:p>
+            <w:r>
+              <w:rPr>
+                <w:b/>
+                <w:i w:val="0"/>
+                <w:color w:val="EA580C"/>
+                <w:sz w:val="16"/>
+              </w:rPr>
+              <w:t>Moyenne</w:t>
+            </w:r>
+          </w:p>
+        </w:tc>
+        <w:tc>
+          <w:tcPr>
+            <w:tcW w:type="dxa" w:w="1247"/>
+          </w:tcPr>
+          <w:p>
+            <w:r>
+              <w:rPr>
+                <w:b/>
+                <w:i w:val="0"/>
+                <w:sz w:val="16"/>
+              </w:rPr>
+              <w:t>S00</w:t>
+              <w:br/>
+            </w:r>
+            <w:r>
+              <w:rPr>
+                <w:b w:val="0"/>
+                <w:i w:val="0"/>
+                <w:color w:val="64748B"/>
+                <w:sz w:val="14"/>
+              </w:rPr>
+              <w:t>Identification</w:t>
+            </w:r>
+          </w:p>
+        </w:tc>
+        <w:tc>
+          <w:tcPr>
+            <w:tcW w:type="dxa" w:w="1531"/>
+          </w:tcPr>
+          <w:p>
+            <w:r>
+              <w:rPr>
+                <w:b/>
+                <w:i w:val="0"/>
+                <w:color w:val="16A34A"/>
+                <w:sz w:val="16"/>
+              </w:rPr>
+              <w:t>s00q12a, s00q12b</w:t>
+            </w:r>
+          </w:p>
+        </w:tc>
+        <w:tc>
+          <w:tcPr>
+            <w:tcW w:type="dxa" w:w="1191"/>
+          </w:tcPr>
+          <w:p>
+            <w:r>
+              <w:rPr>
+                <w:b w:val="0"/>
+                <w:i w:val="0"/>
+                <w:color w:val="64748B"/>
+                <w:sz w:val="16"/>
+              </w:rPr>
+              <w:t>GT-CQ</w:t>
+            </w:r>
+          </w:p>
+        </w:tc>
+        <w:tc>
+          <w:tcPr>
+            <w:tcW w:type="dxa" w:w="4706"/>
+          </w:tcPr>
+          <w:p>
+            <w:r>
+              <w:rPr>
+                <w:b w:val="0"/>
+                <w:i w:val="0"/>
+                <w:sz w:val="17"/>
+              </w:rPr>
+              <w:t>Attention! Veillez bien renseigner le deuxième numero du chef de ménage(0.12b).</w:t>
+            </w:r>
+          </w:p>
+        </w:tc>
+      </w:tr>
+      <w:tr>
+        <w:tc>
+          <w:tcPr>
+            <w:tcW w:type="dxa" w:w="964"/>
+          </w:tcPr>
+          <w:p>
+            <w:r>
+              <w:rPr>
+                <w:b/>
+                <w:i w:val="0"/>
+                <w:color w:val="EA580C"/>
+                <w:sz w:val="16"/>
+              </w:rPr>
+              <w:t>Moyenne</w:t>
+            </w:r>
+          </w:p>
+        </w:tc>
+        <w:tc>
+          <w:tcPr>
+            <w:tcW w:type="dxa" w:w="1247"/>
+          </w:tcPr>
+          <w:p>
+            <w:r>
+              <w:rPr>
+                <w:b/>
+                <w:i w:val="0"/>
+                <w:sz w:val="16"/>
+              </w:rPr>
+              <w:t>S01</w:t>
+              <w:br/>
+            </w:r>
+            <w:r>
+              <w:rPr>
+                <w:b w:val="0"/>
+                <w:i w:val="0"/>
+                <w:color w:val="64748B"/>
+                <w:sz w:val="14"/>
+              </w:rPr>
+              <w:t>Démographie</w:t>
+            </w:r>
+          </w:p>
+        </w:tc>
+        <w:tc>
+          <w:tcPr>
+            <w:tcW w:type="dxa" w:w="1531"/>
+          </w:tcPr>
+          <w:p>
+            <w:r>
+              <w:rPr>
+                <w:b/>
+                <w:i w:val="0"/>
+                <w:color w:val="16A34A"/>
+                <w:sz w:val="16"/>
+              </w:rPr>
+              <w:t>—</w:t>
+            </w:r>
+          </w:p>
+        </w:tc>
+        <w:tc>
+          <w:tcPr>
+            <w:tcW w:type="dxa" w:w="1191"/>
+          </w:tcPr>
+          <w:p>
+            <w:r>
+              <w:rPr>
+                <w:b w:val="0"/>
+                <w:i w:val="0"/>
+                <w:color w:val="64748B"/>
+                <w:sz w:val="16"/>
+              </w:rPr>
+              <w:t>GT-CQ</w:t>
+            </w:r>
+          </w:p>
+        </w:tc>
+        <w:tc>
+          <w:tcPr>
+            <w:tcW w:type="dxa" w:w="4706"/>
+          </w:tcPr>
+          <w:p>
+            <w:r>
+              <w:rPr>
+                <w:b w:val="0"/>
+                <w:i w:val="0"/>
+                <w:sz w:val="17"/>
+              </w:rPr>
+              <w:t>Prière de verifier l'information donnée par Aly Diagne ou corriger au niveau de la section 1.</w:t>
+            </w:r>
+          </w:p>
+        </w:tc>
+      </w:tr>
+      <w:tr>
+        <w:tc>
+          <w:tcPr>
+            <w:tcW w:type="dxa" w:w="964"/>
+          </w:tcPr>
+          <w:p>
+            <w:r>
+              <w:rPr>
+                <w:b/>
+                <w:i w:val="0"/>
+                <w:color w:val="EA580C"/>
+                <w:sz w:val="16"/>
+              </w:rPr>
+              <w:t>Moyenne</w:t>
+            </w:r>
+          </w:p>
+        </w:tc>
+        <w:tc>
+          <w:tcPr>
+            <w:tcW w:type="dxa" w:w="1247"/>
+          </w:tcPr>
+          <w:p>
+            <w:r>
+              <w:rPr>
+                <w:b/>
+                <w:i w:val="0"/>
+                <w:sz w:val="16"/>
+              </w:rPr>
+              <w:t>S01</w:t>
+              <w:br/>
+            </w:r>
+            <w:r>
+              <w:rPr>
+                <w:b w:val="0"/>
+                <w:i w:val="0"/>
+                <w:color w:val="64748B"/>
+                <w:sz w:val="14"/>
+              </w:rPr>
+              <w:t>Démographie</w:t>
+            </w:r>
+          </w:p>
+        </w:tc>
+        <w:tc>
+          <w:tcPr>
+            <w:tcW w:type="dxa" w:w="1531"/>
+          </w:tcPr>
+          <w:p>
+            <w:r>
+              <w:rPr>
+                <w:b/>
+                <w:i w:val="0"/>
+                <w:color w:val="16A34A"/>
+                <w:sz w:val="16"/>
+              </w:rPr>
+              <w:t>—</w:t>
+            </w:r>
+          </w:p>
+        </w:tc>
+        <w:tc>
+          <w:tcPr>
+            <w:tcW w:type="dxa" w:w="1191"/>
+          </w:tcPr>
+          <w:p>
+            <w:r>
+              <w:rPr>
+                <w:b w:val="0"/>
+                <w:i w:val="0"/>
+                <w:color w:val="64748B"/>
+                <w:sz w:val="16"/>
+              </w:rPr>
+              <w:t>GT-CQ</w:t>
+            </w:r>
+          </w:p>
+        </w:tc>
+        <w:tc>
+          <w:tcPr>
+            <w:tcW w:type="dxa" w:w="4706"/>
+          </w:tcPr>
+          <w:p>
+            <w:r>
+              <w:rPr>
+                <w:b w:val="0"/>
+                <w:i w:val="0"/>
+                <w:sz w:val="17"/>
+              </w:rPr>
+              <w:t>Prière de verifier l'information donnée par Aminata Diagne ou corriger au niveau de la section 1.</w:t>
+            </w:r>
+          </w:p>
+        </w:tc>
+      </w:tr>
+      <w:tr>
+        <w:tc>
+          <w:tcPr>
+            <w:tcW w:type="dxa" w:w="964"/>
+          </w:tcPr>
+          <w:p>
+            <w:r>
+              <w:rPr>
+                <w:b/>
+                <w:i w:val="0"/>
+                <w:color w:val="EA580C"/>
+                <w:sz w:val="16"/>
+              </w:rPr>
+              <w:t>Moyenne</w:t>
+            </w:r>
+          </w:p>
+        </w:tc>
+        <w:tc>
+          <w:tcPr>
+            <w:tcW w:type="dxa" w:w="1247"/>
+          </w:tcPr>
+          <w:p>
+            <w:r>
+              <w:rPr>
+                <w:b/>
+                <w:i w:val="0"/>
+                <w:sz w:val="16"/>
+              </w:rPr>
+              <w:t>S01</w:t>
+              <w:br/>
+            </w:r>
+            <w:r>
+              <w:rPr>
+                <w:b w:val="0"/>
+                <w:i w:val="0"/>
+                <w:color w:val="64748B"/>
+                <w:sz w:val="14"/>
+              </w:rPr>
+              <w:t>Démographie</w:t>
+            </w:r>
+          </w:p>
+        </w:tc>
+        <w:tc>
+          <w:tcPr>
+            <w:tcW w:type="dxa" w:w="1531"/>
+          </w:tcPr>
+          <w:p>
+            <w:r>
+              <w:rPr>
+                <w:b/>
+                <w:i w:val="0"/>
+                <w:color w:val="16A34A"/>
+                <w:sz w:val="16"/>
+              </w:rPr>
+              <w:t>—</w:t>
+            </w:r>
+          </w:p>
+        </w:tc>
+        <w:tc>
+          <w:tcPr>
+            <w:tcW w:type="dxa" w:w="1191"/>
+          </w:tcPr>
+          <w:p>
+            <w:r>
+              <w:rPr>
+                <w:b w:val="0"/>
+                <w:i w:val="0"/>
+                <w:color w:val="64748B"/>
+                <w:sz w:val="16"/>
+              </w:rPr>
+              <w:t>GT-CQ</w:t>
+            </w:r>
+          </w:p>
+        </w:tc>
+        <w:tc>
+          <w:tcPr>
+            <w:tcW w:type="dxa" w:w="4706"/>
+          </w:tcPr>
+          <w:p>
+            <w:r>
+              <w:rPr>
+                <w:b w:val="0"/>
+                <w:i w:val="0"/>
+                <w:sz w:val="17"/>
+              </w:rPr>
+              <w:t>Prière de verifier l'information donnée par Babou Diagne ou corriger au niveau de la section 1.</w:t>
+            </w:r>
+          </w:p>
+        </w:tc>
+      </w:tr>
+      <w:tr>
+        <w:tc>
+          <w:tcPr>
+            <w:tcW w:type="dxa" w:w="964"/>
+          </w:tcPr>
+          <w:p>
+            <w:r>
+              <w:rPr>
+                <w:b/>
+                <w:i w:val="0"/>
+                <w:color w:val="EA580C"/>
+                <w:sz w:val="16"/>
+              </w:rPr>
+              <w:t>Moyenne</w:t>
+            </w:r>
+          </w:p>
+        </w:tc>
+        <w:tc>
+          <w:tcPr>
+            <w:tcW w:type="dxa" w:w="1247"/>
+          </w:tcPr>
+          <w:p>
+            <w:r>
+              <w:rPr>
+                <w:b/>
+                <w:i w:val="0"/>
+                <w:sz w:val="16"/>
+              </w:rPr>
+              <w:t>S01</w:t>
+              <w:br/>
+            </w:r>
+            <w:r>
+              <w:rPr>
+                <w:b w:val="0"/>
+                <w:i w:val="0"/>
+                <w:color w:val="64748B"/>
+                <w:sz w:val="14"/>
+              </w:rPr>
+              <w:t>Démographie</w:t>
+            </w:r>
+          </w:p>
+        </w:tc>
+        <w:tc>
+          <w:tcPr>
+            <w:tcW w:type="dxa" w:w="1531"/>
+          </w:tcPr>
+          <w:p>
+            <w:r>
+              <w:rPr>
+                <w:b/>
+                <w:i w:val="0"/>
+                <w:color w:val="16A34A"/>
+                <w:sz w:val="16"/>
+              </w:rPr>
+              <w:t>—</w:t>
+            </w:r>
+          </w:p>
+        </w:tc>
+        <w:tc>
+          <w:tcPr>
+            <w:tcW w:type="dxa" w:w="1191"/>
+          </w:tcPr>
+          <w:p>
+            <w:r>
+              <w:rPr>
+                <w:b w:val="0"/>
+                <w:i w:val="0"/>
+                <w:color w:val="64748B"/>
+                <w:sz w:val="16"/>
+              </w:rPr>
+              <w:t>GT-CQ</w:t>
+            </w:r>
+          </w:p>
+        </w:tc>
+        <w:tc>
+          <w:tcPr>
+            <w:tcW w:type="dxa" w:w="4706"/>
+          </w:tcPr>
+          <w:p>
+            <w:r>
+              <w:rPr>
+                <w:b w:val="0"/>
+                <w:i w:val="0"/>
+                <w:sz w:val="17"/>
+              </w:rPr>
+              <w:t>Prière de verifier l'information donnée par Elhadji cheikh ou corriger au niveau de la section 1.</w:t>
+            </w:r>
+          </w:p>
+        </w:tc>
+      </w:tr>
+      <w:tr>
+        <w:tc>
+          <w:tcPr>
+            <w:tcW w:type="dxa" w:w="964"/>
+          </w:tcPr>
+          <w:p>
+            <w:r>
+              <w:rPr>
+                <w:b/>
+                <w:i w:val="0"/>
+                <w:color w:val="EA580C"/>
+                <w:sz w:val="16"/>
+              </w:rPr>
+              <w:t>Moyenne</w:t>
+            </w:r>
+          </w:p>
+        </w:tc>
+        <w:tc>
+          <w:tcPr>
+            <w:tcW w:type="dxa" w:w="1247"/>
+          </w:tcPr>
+          <w:p>
+            <w:r>
+              <w:rPr>
+                <w:b/>
+                <w:i w:val="0"/>
+                <w:sz w:val="16"/>
+              </w:rPr>
+              <w:t>S01</w:t>
+              <w:br/>
+            </w:r>
+            <w:r>
+              <w:rPr>
+                <w:b w:val="0"/>
+                <w:i w:val="0"/>
+                <w:color w:val="64748B"/>
+                <w:sz w:val="14"/>
+              </w:rPr>
+              <w:t>Démographie</w:t>
+            </w:r>
+          </w:p>
+        </w:tc>
+        <w:tc>
+          <w:tcPr>
+            <w:tcW w:type="dxa" w:w="1531"/>
+          </w:tcPr>
+          <w:p>
+            <w:r>
+              <w:rPr>
+                <w:b/>
+                <w:i w:val="0"/>
+                <w:color w:val="16A34A"/>
+                <w:sz w:val="16"/>
+              </w:rPr>
+              <w:t>—</w:t>
+            </w:r>
+          </w:p>
+        </w:tc>
+        <w:tc>
+          <w:tcPr>
+            <w:tcW w:type="dxa" w:w="1191"/>
+          </w:tcPr>
+          <w:p>
+            <w:r>
+              <w:rPr>
+                <w:b w:val="0"/>
+                <w:i w:val="0"/>
+                <w:color w:val="64748B"/>
+                <w:sz w:val="16"/>
+              </w:rPr>
+              <w:t>GT-CQ</w:t>
+            </w:r>
+          </w:p>
+        </w:tc>
+        <w:tc>
+          <w:tcPr>
+            <w:tcW w:type="dxa" w:w="4706"/>
+          </w:tcPr>
+          <w:p>
+            <w:r>
+              <w:rPr>
+                <w:b w:val="0"/>
+                <w:i w:val="0"/>
+                <w:sz w:val="17"/>
+              </w:rPr>
+              <w:t>Prière de verifier l'information donnée par Fatou khoudia Diagne ou corriger au niveau de la section 1.</w:t>
+            </w:r>
+          </w:p>
+        </w:tc>
+      </w:tr>
+      <w:tr>
+        <w:tc>
+          <w:tcPr>
+            <w:tcW w:type="dxa" w:w="964"/>
+          </w:tcPr>
+          <w:p>
+            <w:r>
+              <w:rPr>
+                <w:b/>
+                <w:i w:val="0"/>
+                <w:color w:val="EA580C"/>
+                <w:sz w:val="16"/>
+              </w:rPr>
+              <w:t>Moyenne</w:t>
+            </w:r>
+          </w:p>
+        </w:tc>
+        <w:tc>
+          <w:tcPr>
+            <w:tcW w:type="dxa" w:w="1247"/>
+          </w:tcPr>
+          <w:p>
+            <w:r>
+              <w:rPr>
+                <w:b/>
+                <w:i w:val="0"/>
+                <w:sz w:val="16"/>
+              </w:rPr>
+              <w:t>S01</w:t>
+              <w:br/>
+            </w:r>
+            <w:r>
+              <w:rPr>
+                <w:b w:val="0"/>
+                <w:i w:val="0"/>
+                <w:color w:val="64748B"/>
+                <w:sz w:val="14"/>
+              </w:rPr>
+              <w:t>Démographie</w:t>
+            </w:r>
+          </w:p>
+        </w:tc>
+        <w:tc>
+          <w:tcPr>
+            <w:tcW w:type="dxa" w:w="1531"/>
+          </w:tcPr>
+          <w:p>
+            <w:r>
+              <w:rPr>
+                <w:b/>
+                <w:i w:val="0"/>
+                <w:color w:val="16A34A"/>
+                <w:sz w:val="16"/>
+              </w:rPr>
+              <w:t>—</w:t>
+            </w:r>
+          </w:p>
+        </w:tc>
+        <w:tc>
+          <w:tcPr>
+            <w:tcW w:type="dxa" w:w="1191"/>
+          </w:tcPr>
+          <w:p>
+            <w:r>
+              <w:rPr>
+                <w:b w:val="0"/>
+                <w:i w:val="0"/>
+                <w:color w:val="64748B"/>
+                <w:sz w:val="16"/>
+              </w:rPr>
+              <w:t>GT-CQ</w:t>
+            </w:r>
+          </w:p>
+        </w:tc>
+        <w:tc>
+          <w:tcPr>
+            <w:tcW w:type="dxa" w:w="4706"/>
+          </w:tcPr>
+          <w:p>
+            <w:r>
+              <w:rPr>
+                <w:b w:val="0"/>
+                <w:i w:val="0"/>
+                <w:sz w:val="17"/>
+              </w:rPr>
+              <w:t>Prière de verifier l'information donnée par Ibrahima Diagne ou corriger au niveau de la section 1.</w:t>
+            </w:r>
+          </w:p>
+        </w:tc>
+      </w:tr>
+      <w:tr>
+        <w:tc>
+          <w:tcPr>
+            <w:tcW w:type="dxa" w:w="964"/>
+          </w:tcPr>
+          <w:p>
+            <w:r>
+              <w:rPr>
+                <w:b/>
+                <w:i w:val="0"/>
+                <w:color w:val="EA580C"/>
+                <w:sz w:val="16"/>
+              </w:rPr>
+              <w:t>Moyenne</w:t>
+            </w:r>
+          </w:p>
+        </w:tc>
+        <w:tc>
+          <w:tcPr>
+            <w:tcW w:type="dxa" w:w="1247"/>
+          </w:tcPr>
+          <w:p>
+            <w:r>
+              <w:rPr>
+                <w:b/>
+                <w:i w:val="0"/>
+                <w:sz w:val="16"/>
+              </w:rPr>
+              <w:t>S01</w:t>
+              <w:br/>
+            </w:r>
+            <w:r>
+              <w:rPr>
+                <w:b w:val="0"/>
+                <w:i w:val="0"/>
+                <w:color w:val="64748B"/>
+                <w:sz w:val="14"/>
+              </w:rPr>
+              <w:t>Démographie</w:t>
+            </w:r>
+          </w:p>
+        </w:tc>
+        <w:tc>
+          <w:tcPr>
+            <w:tcW w:type="dxa" w:w="1531"/>
+          </w:tcPr>
+          <w:p>
+            <w:r>
+              <w:rPr>
+                <w:b/>
+                <w:i w:val="0"/>
+                <w:color w:val="16A34A"/>
+                <w:sz w:val="16"/>
+              </w:rPr>
+              <w:t>—</w:t>
+            </w:r>
+          </w:p>
+        </w:tc>
+        <w:tc>
+          <w:tcPr>
+            <w:tcW w:type="dxa" w:w="1191"/>
+          </w:tcPr>
+          <w:p>
+            <w:r>
+              <w:rPr>
+                <w:b w:val="0"/>
+                <w:i w:val="0"/>
+                <w:color w:val="64748B"/>
+                <w:sz w:val="16"/>
+              </w:rPr>
+              <w:t>GT-CQ</w:t>
+            </w:r>
+          </w:p>
+        </w:tc>
+        <w:tc>
+          <w:tcPr>
+            <w:tcW w:type="dxa" w:w="4706"/>
+          </w:tcPr>
+          <w:p>
+            <w:r>
+              <w:rPr>
+                <w:b w:val="0"/>
+                <w:i w:val="0"/>
+                <w:sz w:val="17"/>
+              </w:rPr>
+              <w:t>Prière de verifier l'information donnée par Massaly Diagne ou corriger au niveau de la section 1.</w:t>
+            </w:r>
+          </w:p>
+        </w:tc>
+      </w:tr>
+      <w:tr>
+        <w:tc>
+          <w:tcPr>
+            <w:tcW w:type="dxa" w:w="964"/>
+          </w:tcPr>
+          <w:p>
+            <w:r>
+              <w:rPr>
+                <w:b/>
+                <w:i w:val="0"/>
+                <w:color w:val="EA580C"/>
+                <w:sz w:val="16"/>
+              </w:rPr>
+              <w:t>Moyenne</w:t>
+            </w:r>
+          </w:p>
+        </w:tc>
+        <w:tc>
+          <w:tcPr>
+            <w:tcW w:type="dxa" w:w="1247"/>
+          </w:tcPr>
+          <w:p>
+            <w:r>
+              <w:rPr>
+                <w:b/>
+                <w:i w:val="0"/>
+                <w:sz w:val="16"/>
+              </w:rPr>
+              <w:t>S01</w:t>
+              <w:br/>
+            </w:r>
+            <w:r>
+              <w:rPr>
+                <w:b w:val="0"/>
+                <w:i w:val="0"/>
+                <w:color w:val="64748B"/>
+                <w:sz w:val="14"/>
+              </w:rPr>
+              <w:t>Démographie</w:t>
+            </w:r>
+          </w:p>
+        </w:tc>
+        <w:tc>
+          <w:tcPr>
+            <w:tcW w:type="dxa" w:w="1531"/>
+          </w:tcPr>
+          <w:p>
+            <w:r>
+              <w:rPr>
+                <w:b/>
+                <w:i w:val="0"/>
+                <w:color w:val="16A34A"/>
+                <w:sz w:val="16"/>
+              </w:rPr>
+              <w:t>—</w:t>
+            </w:r>
+          </w:p>
+        </w:tc>
+        <w:tc>
+          <w:tcPr>
+            <w:tcW w:type="dxa" w:w="1191"/>
+          </w:tcPr>
+          <w:p>
+            <w:r>
+              <w:rPr>
+                <w:b w:val="0"/>
+                <w:i w:val="0"/>
+                <w:color w:val="64748B"/>
+                <w:sz w:val="16"/>
+              </w:rPr>
+              <w:t>GT-CQ</w:t>
+            </w:r>
+          </w:p>
+        </w:tc>
+        <w:tc>
+          <w:tcPr>
+            <w:tcW w:type="dxa" w:w="4706"/>
+          </w:tcPr>
+          <w:p>
+            <w:r>
+              <w:rPr>
+                <w:b w:val="0"/>
+                <w:i w:val="0"/>
+                <w:sz w:val="17"/>
+              </w:rPr>
+              <w:t>Prière de verifier l'information donnée par Mbaye Diagne ou corriger au niveau de la section 1.</w:t>
+            </w:r>
+          </w:p>
+        </w:tc>
+      </w:tr>
+      <w:tr>
+        <w:tc>
+          <w:tcPr>
+            <w:tcW w:type="dxa" w:w="964"/>
+          </w:tcPr>
+          <w:p>
+            <w:r>
+              <w:rPr>
+                <w:b/>
+                <w:i w:val="0"/>
+                <w:color w:val="EA580C"/>
+                <w:sz w:val="16"/>
+              </w:rPr>
+              <w:t>Moyenne</w:t>
+            </w:r>
+          </w:p>
+        </w:tc>
+        <w:tc>
+          <w:tcPr>
+            <w:tcW w:type="dxa" w:w="1247"/>
+          </w:tcPr>
+          <w:p>
+            <w:r>
+              <w:rPr>
+                <w:b/>
+                <w:i w:val="0"/>
+                <w:sz w:val="16"/>
+              </w:rPr>
+              <w:t>S01</w:t>
+              <w:br/>
+            </w:r>
+            <w:r>
+              <w:rPr>
+                <w:b w:val="0"/>
+                <w:i w:val="0"/>
+                <w:color w:val="64748B"/>
+                <w:sz w:val="14"/>
+              </w:rPr>
+              <w:t>Démographie</w:t>
+            </w:r>
+          </w:p>
+        </w:tc>
+        <w:tc>
+          <w:tcPr>
+            <w:tcW w:type="dxa" w:w="1531"/>
+          </w:tcPr>
+          <w:p>
+            <w:r>
+              <w:rPr>
+                <w:b/>
+                <w:i w:val="0"/>
+                <w:color w:val="16A34A"/>
+                <w:sz w:val="16"/>
+              </w:rPr>
+              <w:t>—</w:t>
+            </w:r>
+          </w:p>
+        </w:tc>
+        <w:tc>
+          <w:tcPr>
+            <w:tcW w:type="dxa" w:w="1191"/>
+          </w:tcPr>
+          <w:p>
+            <w:r>
+              <w:rPr>
+                <w:b w:val="0"/>
+                <w:i w:val="0"/>
+                <w:color w:val="64748B"/>
+                <w:sz w:val="16"/>
+              </w:rPr>
+              <w:t>GT-CQ</w:t>
+            </w:r>
+          </w:p>
+        </w:tc>
+        <w:tc>
+          <w:tcPr>
+            <w:tcW w:type="dxa" w:w="4706"/>
+          </w:tcPr>
+          <w:p>
+            <w:r>
+              <w:rPr>
+                <w:b w:val="0"/>
+                <w:i w:val="0"/>
+                <w:sz w:val="17"/>
+              </w:rPr>
+              <w:t>Prière de verifier l'information donnée par Mouhamed Diagne ou corriger au niveau de la section 1.</w:t>
+            </w:r>
+          </w:p>
+        </w:tc>
+      </w:tr>
+      <w:tr>
+        <w:tc>
+          <w:tcPr>
+            <w:tcW w:type="dxa" w:w="964"/>
+          </w:tcPr>
+          <w:p>
+            <w:r>
+              <w:rPr>
+                <w:b/>
+                <w:i w:val="0"/>
+                <w:color w:val="EA580C"/>
+                <w:sz w:val="16"/>
+              </w:rPr>
+              <w:t>Moyenne</w:t>
+            </w:r>
+          </w:p>
+        </w:tc>
+        <w:tc>
+          <w:tcPr>
+            <w:tcW w:type="dxa" w:w="1247"/>
+          </w:tcPr>
+          <w:p>
+            <w:r>
+              <w:rPr>
+                <w:b/>
+                <w:i w:val="0"/>
+                <w:sz w:val="16"/>
+              </w:rPr>
+              <w:t>S01</w:t>
+              <w:br/>
+            </w:r>
+            <w:r>
+              <w:rPr>
+                <w:b w:val="0"/>
+                <w:i w:val="0"/>
+                <w:color w:val="64748B"/>
+                <w:sz w:val="14"/>
+              </w:rPr>
+              <w:t>Démographie</w:t>
+            </w:r>
+          </w:p>
+        </w:tc>
+        <w:tc>
+          <w:tcPr>
+            <w:tcW w:type="dxa" w:w="1531"/>
+          </w:tcPr>
+          <w:p>
+            <w:r>
+              <w:rPr>
+                <w:b/>
+                <w:i w:val="0"/>
+                <w:color w:val="16A34A"/>
+                <w:sz w:val="16"/>
+              </w:rPr>
+              <w:t>—</w:t>
+            </w:r>
+          </w:p>
+        </w:tc>
+        <w:tc>
+          <w:tcPr>
+            <w:tcW w:type="dxa" w:w="1191"/>
+          </w:tcPr>
+          <w:p>
+            <w:r>
+              <w:rPr>
+                <w:b w:val="0"/>
+                <w:i w:val="0"/>
+                <w:color w:val="64748B"/>
+                <w:sz w:val="16"/>
+              </w:rPr>
+              <w:t>GT-CQ</w:t>
+            </w:r>
+          </w:p>
+        </w:tc>
+        <w:tc>
+          <w:tcPr>
+            <w:tcW w:type="dxa" w:w="4706"/>
+          </w:tcPr>
+          <w:p>
+            <w:r>
+              <w:rPr>
+                <w:b w:val="0"/>
+                <w:i w:val="0"/>
+                <w:sz w:val="17"/>
+              </w:rPr>
+              <w:t>Prière de verifier l'information donnée par Ndianko Diagne2 ou corriger au niveau de la section 1.</w:t>
+            </w:r>
+          </w:p>
+        </w:tc>
+      </w:tr>
+      <w:tr>
+        <w:tc>
+          <w:tcPr>
+            <w:tcW w:type="dxa" w:w="964"/>
+          </w:tcPr>
+          <w:p>
+            <w:r>
+              <w:rPr>
+                <w:b/>
+                <w:i w:val="0"/>
+                <w:color w:val="EA580C"/>
+                <w:sz w:val="16"/>
+              </w:rPr>
+              <w:t>Moyenne</w:t>
+            </w:r>
+          </w:p>
+        </w:tc>
+        <w:tc>
+          <w:tcPr>
+            <w:tcW w:type="dxa" w:w="1247"/>
+          </w:tcPr>
+          <w:p>
+            <w:r>
+              <w:rPr>
+                <w:b/>
+                <w:i w:val="0"/>
+                <w:sz w:val="16"/>
+              </w:rPr>
+              <w:t>S01</w:t>
+              <w:br/>
+            </w:r>
+            <w:r>
+              <w:rPr>
+                <w:b w:val="0"/>
+                <w:i w:val="0"/>
+                <w:color w:val="64748B"/>
+                <w:sz w:val="14"/>
+              </w:rPr>
+              <w:t>Démographie</w:t>
+            </w:r>
+          </w:p>
+        </w:tc>
+        <w:tc>
+          <w:tcPr>
+            <w:tcW w:type="dxa" w:w="1531"/>
+          </w:tcPr>
+          <w:p>
+            <w:r>
+              <w:rPr>
+                <w:b/>
+                <w:i w:val="0"/>
+                <w:color w:val="16A34A"/>
+                <w:sz w:val="16"/>
+              </w:rPr>
+              <w:t>—</w:t>
+            </w:r>
+          </w:p>
+        </w:tc>
+        <w:tc>
+          <w:tcPr>
+            <w:tcW w:type="dxa" w:w="1191"/>
+          </w:tcPr>
+          <w:p>
+            <w:r>
+              <w:rPr>
+                <w:b w:val="0"/>
+                <w:i w:val="0"/>
+                <w:color w:val="64748B"/>
+                <w:sz w:val="16"/>
+              </w:rPr>
+              <w:t>GT-CQ</w:t>
+            </w:r>
+          </w:p>
+        </w:tc>
+        <w:tc>
+          <w:tcPr>
+            <w:tcW w:type="dxa" w:w="4706"/>
+          </w:tcPr>
+          <w:p>
+            <w:r>
+              <w:rPr>
+                <w:b w:val="0"/>
+                <w:i w:val="0"/>
+                <w:sz w:val="17"/>
+              </w:rPr>
+              <w:t>Prière de verifier l'information donnée par aïssatou Diagne ou corriger au niveau de la section 1.</w:t>
+            </w:r>
+          </w:p>
+        </w:tc>
+      </w:tr>
+      <w:tr>
+        <w:tc>
+          <w:tcPr>
+            <w:tcW w:type="dxa" w:w="964"/>
+          </w:tcPr>
+          <w:p>
+            <w:r>
+              <w:rPr>
+                <w:b/>
+                <w:i w:val="0"/>
+                <w:color w:val="EA580C"/>
+                <w:sz w:val="16"/>
+              </w:rPr>
+              <w:t>Moyenne</w:t>
+            </w:r>
+          </w:p>
+        </w:tc>
+        <w:tc>
+          <w:tcPr>
+            <w:tcW w:type="dxa" w:w="1247"/>
+          </w:tcPr>
+          <w:p>
+            <w:r>
+              <w:rPr>
+                <w:b/>
+                <w:i w:val="0"/>
+                <w:sz w:val="16"/>
+              </w:rPr>
+              <w:t>S01</w:t>
+              <w:br/>
+            </w:r>
+            <w:r>
+              <w:rPr>
+                <w:b w:val="0"/>
+                <w:i w:val="0"/>
+                <w:color w:val="64748B"/>
+                <w:sz w:val="14"/>
+              </w:rPr>
+              <w:t>Démographie</w:t>
+            </w:r>
+          </w:p>
+        </w:tc>
+        <w:tc>
+          <w:tcPr>
+            <w:tcW w:type="dxa" w:w="1531"/>
+          </w:tcPr>
+          <w:p>
+            <w:r>
+              <w:rPr>
+                <w:b/>
+                <w:i w:val="0"/>
+                <w:color w:val="16A34A"/>
+                <w:sz w:val="16"/>
+              </w:rPr>
+              <w:t>—</w:t>
+            </w:r>
+          </w:p>
+        </w:tc>
+        <w:tc>
+          <w:tcPr>
+            <w:tcW w:type="dxa" w:w="1191"/>
+          </w:tcPr>
+          <w:p>
+            <w:r>
+              <w:rPr>
+                <w:b w:val="0"/>
+                <w:i w:val="0"/>
+                <w:color w:val="64748B"/>
+                <w:sz w:val="16"/>
+              </w:rPr>
+              <w:t>GT-CQ</w:t>
+            </w:r>
+          </w:p>
+        </w:tc>
+        <w:tc>
+          <w:tcPr>
+            <w:tcW w:type="dxa" w:w="4706"/>
+          </w:tcPr>
+          <w:p>
+            <w:r>
+              <w:rPr>
+                <w:b w:val="0"/>
+                <w:i w:val="0"/>
+                <w:sz w:val="17"/>
+              </w:rPr>
+              <w:t>Prière de verifier l'information donnée par coumba Diagne ou corriger au niveau de la section 1.</w:t>
+            </w:r>
+          </w:p>
+        </w:tc>
+      </w:tr>
+      <w:tr>
+        <w:tc>
+          <w:tcPr>
+            <w:tcW w:type="dxa" w:w="964"/>
+          </w:tcPr>
+          <w:p>
+            <w:r>
+              <w:rPr>
+                <w:b/>
+                <w:i w:val="0"/>
+                <w:color w:val="EA580C"/>
+                <w:sz w:val="16"/>
+              </w:rPr>
+              <w:t>Moyenne</w:t>
+            </w:r>
+          </w:p>
+        </w:tc>
+        <w:tc>
+          <w:tcPr>
+            <w:tcW w:type="dxa" w:w="1247"/>
+          </w:tcPr>
+          <w:p>
+            <w:r>
+              <w:rPr>
+                <w:b/>
+                <w:i w:val="0"/>
+                <w:sz w:val="16"/>
+              </w:rPr>
+              <w:t>S01</w:t>
+              <w:br/>
+            </w:r>
+            <w:r>
+              <w:rPr>
+                <w:b w:val="0"/>
+                <w:i w:val="0"/>
+                <w:color w:val="64748B"/>
+                <w:sz w:val="14"/>
+              </w:rPr>
+              <w:t>Démographie</w:t>
+            </w:r>
+          </w:p>
+        </w:tc>
+        <w:tc>
+          <w:tcPr>
+            <w:tcW w:type="dxa" w:w="1531"/>
+          </w:tcPr>
+          <w:p>
+            <w:r>
+              <w:rPr>
+                <w:b/>
+                <w:i w:val="0"/>
+                <w:color w:val="16A34A"/>
+                <w:sz w:val="16"/>
+              </w:rPr>
+              <w:t>—</w:t>
+            </w:r>
+          </w:p>
+        </w:tc>
+        <w:tc>
+          <w:tcPr>
+            <w:tcW w:type="dxa" w:w="1191"/>
+          </w:tcPr>
+          <w:p>
+            <w:r>
+              <w:rPr>
+                <w:b w:val="0"/>
+                <w:i w:val="0"/>
+                <w:color w:val="64748B"/>
+                <w:sz w:val="16"/>
+              </w:rPr>
+              <w:t>GT-CQ</w:t>
+            </w:r>
+          </w:p>
+        </w:tc>
+        <w:tc>
+          <w:tcPr>
+            <w:tcW w:type="dxa" w:w="4706"/>
+          </w:tcPr>
+          <w:p>
+            <w:r>
+              <w:rPr>
+                <w:b w:val="0"/>
+                <w:i w:val="0"/>
+                <w:sz w:val="17"/>
+              </w:rPr>
+              <w:t>Prière de verifier l'information donnée par elhadji moussa Diagne ou corriger au niveau de la section 1.</w:t>
+            </w:r>
+          </w:p>
+        </w:tc>
+      </w:tr>
+      <w:tr>
+        <w:tc>
+          <w:tcPr>
+            <w:tcW w:type="dxa" w:w="964"/>
+          </w:tcPr>
+          <w:p>
+            <w:r>
+              <w:rPr>
+                <w:b/>
+                <w:i w:val="0"/>
+                <w:color w:val="EA580C"/>
+                <w:sz w:val="16"/>
+              </w:rPr>
+              <w:t>Moyenne</w:t>
+            </w:r>
+          </w:p>
+        </w:tc>
+        <w:tc>
+          <w:tcPr>
+            <w:tcW w:type="dxa" w:w="1247"/>
+          </w:tcPr>
+          <w:p>
+            <w:r>
+              <w:rPr>
+                <w:b/>
+                <w:i w:val="0"/>
+                <w:sz w:val="16"/>
+              </w:rPr>
+              <w:t>S01</w:t>
+              <w:br/>
+            </w:r>
+            <w:r>
+              <w:rPr>
+                <w:b w:val="0"/>
+                <w:i w:val="0"/>
+                <w:color w:val="64748B"/>
+                <w:sz w:val="14"/>
+              </w:rPr>
+              <w:t>Démographie</w:t>
+            </w:r>
+          </w:p>
+        </w:tc>
+        <w:tc>
+          <w:tcPr>
+            <w:tcW w:type="dxa" w:w="1531"/>
+          </w:tcPr>
+          <w:p>
+            <w:r>
+              <w:rPr>
+                <w:b/>
+                <w:i w:val="0"/>
+                <w:color w:val="16A34A"/>
+                <w:sz w:val="16"/>
+              </w:rPr>
+              <w:t>—</w:t>
+            </w:r>
+          </w:p>
+        </w:tc>
+        <w:tc>
+          <w:tcPr>
+            <w:tcW w:type="dxa" w:w="1191"/>
+          </w:tcPr>
+          <w:p>
+            <w:r>
+              <w:rPr>
+                <w:b w:val="0"/>
+                <w:i w:val="0"/>
+                <w:color w:val="64748B"/>
+                <w:sz w:val="16"/>
+              </w:rPr>
+              <w:t>GT-CQ</w:t>
+            </w:r>
+          </w:p>
+        </w:tc>
+        <w:tc>
+          <w:tcPr>
+            <w:tcW w:type="dxa" w:w="4706"/>
+          </w:tcPr>
+          <w:p>
+            <w:r>
+              <w:rPr>
+                <w:b w:val="0"/>
+                <w:i w:val="0"/>
+                <w:sz w:val="17"/>
+              </w:rPr>
+              <w:t>Prière de verifier l'information donnée par keba Diagne ou corriger au niveau de la section 1.</w:t>
+            </w:r>
+          </w:p>
+        </w:tc>
+      </w:tr>
+      <w:tr>
+        <w:tc>
+          <w:tcPr>
+            <w:tcW w:type="dxa" w:w="964"/>
+          </w:tcPr>
+          <w:p>
+            <w:r>
+              <w:rPr>
+                <w:b/>
+                <w:i w:val="0"/>
+                <w:color w:val="EA580C"/>
+                <w:sz w:val="16"/>
+              </w:rPr>
+              <w:t>Moyenne</w:t>
+            </w:r>
+          </w:p>
+        </w:tc>
+        <w:tc>
+          <w:tcPr>
+            <w:tcW w:type="dxa" w:w="1247"/>
+          </w:tcPr>
+          <w:p>
+            <w:r>
+              <w:rPr>
+                <w:b/>
+                <w:i w:val="0"/>
+                <w:sz w:val="16"/>
+              </w:rPr>
+              <w:t>S01</w:t>
+              <w:br/>
+            </w:r>
+            <w:r>
+              <w:rPr>
+                <w:b w:val="0"/>
+                <w:i w:val="0"/>
+                <w:color w:val="64748B"/>
+                <w:sz w:val="14"/>
+              </w:rPr>
+              <w:t>Démographie</w:t>
+            </w:r>
+          </w:p>
+        </w:tc>
+        <w:tc>
+          <w:tcPr>
+            <w:tcW w:type="dxa" w:w="1531"/>
+          </w:tcPr>
+          <w:p>
+            <w:r>
+              <w:rPr>
+                <w:b/>
+                <w:i w:val="0"/>
+                <w:color w:val="16A34A"/>
+                <w:sz w:val="16"/>
+              </w:rPr>
+              <w:t>—</w:t>
+            </w:r>
+          </w:p>
+        </w:tc>
+        <w:tc>
+          <w:tcPr>
+            <w:tcW w:type="dxa" w:w="1191"/>
+          </w:tcPr>
+          <w:p>
+            <w:r>
+              <w:rPr>
+                <w:b w:val="0"/>
+                <w:i w:val="0"/>
+                <w:color w:val="64748B"/>
+                <w:sz w:val="16"/>
+              </w:rPr>
+              <w:t>GT-CQ</w:t>
+            </w:r>
+          </w:p>
+        </w:tc>
+        <w:tc>
+          <w:tcPr>
+            <w:tcW w:type="dxa" w:w="4706"/>
+          </w:tcPr>
+          <w:p>
+            <w:r>
+              <w:rPr>
+                <w:b w:val="0"/>
+                <w:i w:val="0"/>
+                <w:sz w:val="17"/>
+              </w:rPr>
+              <w:t>Prière de verifier l'information donnée par maty Diagne ou corriger au niveau de la section 1.</w:t>
+            </w:r>
+          </w:p>
+        </w:tc>
+      </w:tr>
+      <w:tr>
+        <w:tc>
+          <w:tcPr>
+            <w:tcW w:type="dxa" w:w="964"/>
+          </w:tcPr>
+          <w:p>
+            <w:r>
+              <w:rPr>
+                <w:b/>
+                <w:i w:val="0"/>
+                <w:color w:val="EA580C"/>
+                <w:sz w:val="16"/>
+              </w:rPr>
+              <w:t>Moyenne</w:t>
+            </w:r>
+          </w:p>
+        </w:tc>
+        <w:tc>
+          <w:tcPr>
+            <w:tcW w:type="dxa" w:w="1247"/>
+          </w:tcPr>
+          <w:p>
+            <w:r>
+              <w:rPr>
+                <w:b/>
+                <w:i w:val="0"/>
+                <w:sz w:val="16"/>
+              </w:rPr>
+              <w:t>S01</w:t>
+              <w:br/>
+            </w:r>
+            <w:r>
+              <w:rPr>
+                <w:b w:val="0"/>
+                <w:i w:val="0"/>
+                <w:color w:val="64748B"/>
+                <w:sz w:val="14"/>
+              </w:rPr>
+              <w:t>Démographie</w:t>
+            </w:r>
+          </w:p>
+        </w:tc>
+        <w:tc>
+          <w:tcPr>
+            <w:tcW w:type="dxa" w:w="1531"/>
+          </w:tcPr>
+          <w:p>
+            <w:r>
+              <w:rPr>
+                <w:b/>
+                <w:i w:val="0"/>
+                <w:color w:val="16A34A"/>
+                <w:sz w:val="16"/>
+              </w:rPr>
+              <w:t>—</w:t>
+            </w:r>
+          </w:p>
+        </w:tc>
+        <w:tc>
+          <w:tcPr>
+            <w:tcW w:type="dxa" w:w="1191"/>
+          </w:tcPr>
+          <w:p>
+            <w:r>
+              <w:rPr>
+                <w:b w:val="0"/>
+                <w:i w:val="0"/>
+                <w:color w:val="64748B"/>
+                <w:sz w:val="16"/>
+              </w:rPr>
+              <w:t>GT-CQ</w:t>
+            </w:r>
+          </w:p>
+        </w:tc>
+        <w:tc>
+          <w:tcPr>
+            <w:tcW w:type="dxa" w:w="4706"/>
+          </w:tcPr>
+          <w:p>
+            <w:r>
+              <w:rPr>
+                <w:b w:val="0"/>
+                <w:i w:val="0"/>
+                <w:sz w:val="17"/>
+              </w:rPr>
+              <w:t>Prière de verifier l'information donnée par salif Diagne ou corriger au niveau de la section 1.</w:t>
+            </w:r>
+          </w:p>
+        </w:tc>
+      </w:tr>
+      <w:tr>
+        <w:tc>
+          <w:tcPr>
+            <w:tcW w:type="dxa" w:w="964"/>
+          </w:tcPr>
+          <w:p>
+            <w:r>
+              <w:rPr>
+                <w:b/>
+                <w:i w:val="0"/>
+                <w:color w:val="EA580C"/>
+                <w:sz w:val="16"/>
+              </w:rPr>
+              <w:t>Moyenne</w:t>
+            </w:r>
+          </w:p>
+        </w:tc>
+        <w:tc>
+          <w:tcPr>
+            <w:tcW w:type="dxa" w:w="1247"/>
+          </w:tcPr>
+          <w:p>
+            <w:r>
+              <w:rPr>
+                <w:b/>
+                <w:i w:val="0"/>
+                <w:sz w:val="16"/>
+              </w:rPr>
+              <w:t>S01</w:t>
+              <w:br/>
+            </w:r>
+            <w:r>
+              <w:rPr>
+                <w:b w:val="0"/>
+                <w:i w:val="0"/>
+                <w:color w:val="64748B"/>
+                <w:sz w:val="14"/>
+              </w:rPr>
+              <w:t>Démographie</w:t>
+            </w:r>
+          </w:p>
+        </w:tc>
+        <w:tc>
+          <w:tcPr>
+            <w:tcW w:type="dxa" w:w="1531"/>
+          </w:tcPr>
+          <w:p>
+            <w:r>
+              <w:rPr>
+                <w:b/>
+                <w:i w:val="0"/>
+                <w:color w:val="16A34A"/>
+                <w:sz w:val="16"/>
+              </w:rPr>
+              <w:t>—</w:t>
+            </w:r>
+          </w:p>
+        </w:tc>
+        <w:tc>
+          <w:tcPr>
+            <w:tcW w:type="dxa" w:w="1191"/>
+          </w:tcPr>
+          <w:p>
+            <w:r>
+              <w:rPr>
+                <w:b w:val="0"/>
+                <w:i w:val="0"/>
+                <w:color w:val="64748B"/>
+                <w:sz w:val="16"/>
+              </w:rPr>
+              <w:t>GT-CQ</w:t>
+            </w:r>
+          </w:p>
+        </w:tc>
+        <w:tc>
+          <w:tcPr>
+            <w:tcW w:type="dxa" w:w="4706"/>
+          </w:tcPr>
+          <w:p>
+            <w:r>
+              <w:rPr>
+                <w:b w:val="0"/>
+                <w:i w:val="0"/>
+                <w:sz w:val="17"/>
+              </w:rPr>
+              <w:t>Prière de verifier l'information donnée par satou Diagne ou corriger au niveau de la section 1.</w:t>
+            </w:r>
+          </w:p>
+        </w:tc>
+      </w:tr>
+      <w:tr>
+        <w:tc>
+          <w:tcPr>
+            <w:tcW w:type="dxa" w:w="964"/>
+          </w:tcPr>
+          <w:p>
+            <w:r>
+              <w:rPr>
+                <w:b/>
+                <w:i w:val="0"/>
+                <w:color w:val="EA580C"/>
+                <w:sz w:val="16"/>
+              </w:rPr>
+              <w:t>Moyenne</w:t>
+            </w:r>
+          </w:p>
+        </w:tc>
+        <w:tc>
+          <w:tcPr>
+            <w:tcW w:type="dxa" w:w="1247"/>
+          </w:tcPr>
+          <w:p>
+            <w:r>
+              <w:rPr>
+                <w:b/>
+                <w:i w:val="0"/>
+                <w:sz w:val="16"/>
+              </w:rPr>
+              <w:t>S01</w:t>
+              <w:br/>
+            </w:r>
+            <w:r>
+              <w:rPr>
+                <w:b w:val="0"/>
+                <w:i w:val="0"/>
+                <w:color w:val="64748B"/>
+                <w:sz w:val="14"/>
+              </w:rPr>
+              <w:t>Démographie</w:t>
+            </w:r>
+          </w:p>
+        </w:tc>
+        <w:tc>
+          <w:tcPr>
+            <w:tcW w:type="dxa" w:w="1531"/>
+          </w:tcPr>
+          <w:p>
+            <w:r>
+              <w:rPr>
+                <w:b/>
+                <w:i w:val="0"/>
+                <w:color w:val="16A34A"/>
+                <w:sz w:val="16"/>
+              </w:rPr>
+              <w:t>s01q10_1</w:t>
+            </w:r>
+          </w:p>
+        </w:tc>
+        <w:tc>
+          <w:tcPr>
+            <w:tcW w:type="dxa" w:w="1191"/>
+          </w:tcPr>
+          <w:p>
+            <w:r>
+              <w:rPr>
+                <w:b w:val="0"/>
+                <w:i w:val="0"/>
+                <w:color w:val="64748B"/>
+                <w:sz w:val="16"/>
+              </w:rPr>
+              <w:t>GT-CQ</w:t>
+            </w:r>
+          </w:p>
+        </w:tc>
+        <w:tc>
+          <w:tcPr>
+            <w:tcW w:type="dxa" w:w="4706"/>
+          </w:tcPr>
+          <w:p>
+            <w:r>
+              <w:rPr>
+                <w:b w:val="0"/>
+                <w:i w:val="0"/>
+                <w:sz w:val="17"/>
+              </w:rPr>
+              <w:t>La taille du ménage lors de l'enquête principale (25) de ce ménage est inférieur à la taille du denombrement (40), prière de fournir des explications concrètes ou aller revisiter le ménage.</w:t>
+            </w:r>
+          </w:p>
+        </w:tc>
+      </w:tr>
+      <w:tr>
+        <w:tc>
+          <w:tcPr>
+            <w:tcW w:type="dxa" w:w="964"/>
+          </w:tcPr>
+          <w:p>
+            <w:r>
+              <w:rPr>
+                <w:b/>
+                <w:i w:val="0"/>
+                <w:color w:val="EA580C"/>
+                <w:sz w:val="16"/>
+              </w:rPr>
+              <w:t>Moyenne</w:t>
             </w:r>
           </w:p>
         </w:tc>
@@ -2524,7 +4594,7 @@
                 <w:color w:val="16A34A"/>
                 <w:sz w:val="16"/>
               </w:rPr>
-              <w:t>s01q32, s01q36, s01q38, s04q37_modif, s02q33, s02q34, s01q00b</w:t>
+              <w:t>—</w:t>
             </w:r>
           </w:p>
         </w:tc>
@@ -2555,7 +4625,7 @@
                 <w:i w:val="0"/>
                 <w:sz w:val="17"/>
               </w:rPr>
-              <w:t>Peu probable!!! Vu l'âge (17 ans) de Babou Diagne ou l'année à laquelle Babou Diagne a fréquenté l'école pour la dernière fois (.) le dernier diplome de Babou Diagne ne peut être le Certificat d'études primaires (CEP), prière de corriger cette incohérence ou confirmer avec le QG.</w:t>
+              <w:t>Attention!!! le montant payé pour les frais de scolarité ( 10500 FCFA) de Aly Diagne  qui fréquente 6ème année de Primaire semble faible.</w:t>
             </w:r>
           </w:p>
         </w:tc>
@@ -2588,7 +4658,7 @@
                 <w:i w:val="0"/>
                 <w:sz w:val="16"/>
               </w:rPr>
-              <w:t>S00</w:t>
+              <w:t>S02</w:t>
               <w:br/>
             </w:r>
             <w:r>
@@ -2598,7 +4668,7 @@
                 <w:color w:val="64748B"/>
                 <w:sz w:val="14"/>
               </w:rPr>
-              <w:t>Identification</w:t>
+              <w:t>Éducation</w:t>
             </w:r>
           </w:p>
         </w:tc>
@@ -2645,7 +4715,7 @@
                 <w:i w:val="0"/>
                 <w:sz w:val="17"/>
               </w:rPr>
-              <w:t>Il est obligatoire de prendre les coordonnées Gps avant d'administrer le questionnaire.</w:t>
+              <w:t>Veuillez verifier cette information auprès de l'enquêté ou confirmer avec le QG.</w:t>
             </w:r>
           </w:p>
         </w:tc>
@@ -2678,7 +4748,7 @@
                 <w:i w:val="0"/>
                 <w:sz w:val="16"/>
               </w:rPr>
-              <w:t>S00</w:t>
+              <w:t>S02</w:t>
               <w:br/>
             </w:r>
             <w:r>
@@ -2688,7 +4758,7 @@
                 <w:color w:val="64748B"/>
                 <w:sz w:val="14"/>
               </w:rPr>
-              <w:t>Identification</w:t>
+              <w:t>Éducation</w:t>
             </w:r>
           </w:p>
         </w:tc>
@@ -2704,7 +4774,7 @@
                 <w:color w:val="16A34A"/>
                 <w:sz w:val="16"/>
               </w:rPr>
-              <w:t>—</w:t>
+              <w:t>s01q64, s00q04, s02q20, s02q25, s01q00b, s02q17_2, s02q15_2</w:t>
             </w:r>
           </w:p>
         </w:tc>
@@ -2735,7 +4805,7 @@
                 <w:i w:val="0"/>
                 <w:sz w:val="17"/>
               </w:rPr>
-              <w:t>Prière de prendre les coordonnées GPS.</w:t>
+              <w:t>Dans les milieux ruraux les frais d'uniformes de Aly Diagne qui fréquente 6ème année de Primaire sont peut-être obligatoire et sont payés aussi dans les écoles privés, prière de verifier pour corriger ou confirmer avec le QG.</w:t>
             </w:r>
           </w:p>
         </w:tc>
@@ -2768,7 +4838,7 @@
                 <w:i w:val="0"/>
                 <w:sz w:val="16"/>
               </w:rPr>
-              <w:t>S00</w:t>
+              <w:t>S02</w:t>
               <w:br/>
             </w:r>
             <w:r>
@@ -2778,7 +4848,7 @@
                 <w:color w:val="64748B"/>
                 <w:sz w:val="14"/>
               </w:rPr>
-              <w:t>Identification</w:t>
+              <w:t>Éducation</w:t>
             </w:r>
           </w:p>
         </w:tc>
@@ -2825,2347 +4895,7 @@
                 <w:i w:val="0"/>
                 <w:sz w:val="17"/>
               </w:rPr>
-              <w:t>L'adresse ou la localisation du ménage doit être bien renseignée, ne doit pas contenir des numéros de téléphone et elle semble courte pour être une adresse.</w:t>
-            </w:r>
-          </w:p>
-        </w:tc>
-      </w:tr>
-      <w:tr>
-        <w:tc>
-          <w:tcPr>
-            <w:tcW w:type="dxa" w:w="964"/>
-          </w:tcPr>
-          <w:p>
-            <w:r>
-              <w:rPr>
-                <w:b/>
-                <w:i w:val="0"/>
-                <w:color w:val="EA580C"/>
-                <w:sz w:val="16"/>
-              </w:rPr>
-              <w:t>Moyenne</w:t>
-            </w:r>
-          </w:p>
-        </w:tc>
-        <w:tc>
-          <w:tcPr>
-            <w:tcW w:type="dxa" w:w="1247"/>
-          </w:tcPr>
-          <w:p>
-            <w:r>
-              <w:rPr>
-                <w:b/>
-                <w:i w:val="0"/>
-                <w:sz w:val="16"/>
-              </w:rPr>
-              <w:t>S00</w:t>
-              <w:br/>
-            </w:r>
-            <w:r>
-              <w:rPr>
-                <w:b w:val="0"/>
-                <w:i w:val="0"/>
-                <w:color w:val="64748B"/>
-                <w:sz w:val="14"/>
-              </w:rPr>
-              <w:t>Identification</w:t>
-            </w:r>
-          </w:p>
-        </w:tc>
-        <w:tc>
-          <w:tcPr>
-            <w:tcW w:type="dxa" w:w="1531"/>
-          </w:tcPr>
-          <w:p>
-            <w:r>
-              <w:rPr>
-                <w:b/>
-                <w:i w:val="0"/>
-                <w:color w:val="16A34A"/>
-                <w:sz w:val="16"/>
-              </w:rPr>
-              <w:t>—</w:t>
-            </w:r>
-          </w:p>
-        </w:tc>
-        <w:tc>
-          <w:tcPr>
-            <w:tcW w:type="dxa" w:w="1191"/>
-          </w:tcPr>
-          <w:p>
-            <w:r>
-              <w:rPr>
-                <w:b w:val="0"/>
-                <w:i w:val="0"/>
-                <w:color w:val="64748B"/>
-                <w:sz w:val="16"/>
-              </w:rPr>
-              <w:t>GT-CQ</w:t>
-            </w:r>
-          </w:p>
-        </w:tc>
-        <w:tc>
-          <w:tcPr>
-            <w:tcW w:type="dxa" w:w="4706"/>
-          </w:tcPr>
-          <w:p>
-            <w:r>
-              <w:rPr>
-                <w:b w:val="0"/>
-                <w:i w:val="0"/>
-                <w:sz w:val="17"/>
-              </w:rPr>
-              <w:t>Prière de renseigner la bonne adresse.Attention! Il manque des informations non renseignées dans la section 0, prière de regarder toutes les autres informations dans l'identification du ménage (IDENTIFICATION ET RENSEIGNEMENTS DE CONTROLE) ou dans OBSERVATIONS pour pouvoir renseigné toutes les questions liées au ménage.</w:t>
-            </w:r>
-          </w:p>
-        </w:tc>
-      </w:tr>
-      <w:tr>
-        <w:tc>
-          <w:tcPr>
-            <w:tcW w:type="dxa" w:w="964"/>
-          </w:tcPr>
-          <w:p>
-            <w:r>
-              <w:rPr>
-                <w:b/>
-                <w:i w:val="0"/>
-                <w:color w:val="EA580C"/>
-                <w:sz w:val="16"/>
-              </w:rPr>
-              <w:t>Moyenne</w:t>
-            </w:r>
-          </w:p>
-        </w:tc>
-        <w:tc>
-          <w:tcPr>
-            <w:tcW w:type="dxa" w:w="1247"/>
-          </w:tcPr>
-          <w:p>
-            <w:r>
-              <w:rPr>
-                <w:b/>
-                <w:i w:val="0"/>
-                <w:sz w:val="16"/>
-              </w:rPr>
-              <w:t>S00</w:t>
-              <w:br/>
-            </w:r>
-            <w:r>
-              <w:rPr>
-                <w:b w:val="0"/>
-                <w:i w:val="0"/>
-                <w:color w:val="64748B"/>
-                <w:sz w:val="14"/>
-              </w:rPr>
-              <w:t>Identification</w:t>
-            </w:r>
-          </w:p>
-        </w:tc>
-        <w:tc>
-          <w:tcPr>
-            <w:tcW w:type="dxa" w:w="1531"/>
-          </w:tcPr>
-          <w:p>
-            <w:r>
-              <w:rPr>
-                <w:b/>
-                <w:i w:val="0"/>
-                <w:color w:val="16A34A"/>
-                <w:sz w:val="16"/>
-              </w:rPr>
-              <w:t>s00q12a, s00q12b</w:t>
-            </w:r>
-          </w:p>
-        </w:tc>
-        <w:tc>
-          <w:tcPr>
-            <w:tcW w:type="dxa" w:w="1191"/>
-          </w:tcPr>
-          <w:p>
-            <w:r>
-              <w:rPr>
-                <w:b w:val="0"/>
-                <w:i w:val="0"/>
-                <w:color w:val="64748B"/>
-                <w:sz w:val="16"/>
-              </w:rPr>
-              <w:t>GT-CQ</w:t>
-            </w:r>
-          </w:p>
-        </w:tc>
-        <w:tc>
-          <w:tcPr>
-            <w:tcW w:type="dxa" w:w="4706"/>
-          </w:tcPr>
-          <w:p>
-            <w:r>
-              <w:rPr>
-                <w:b w:val="0"/>
-                <w:i w:val="0"/>
-                <w:sz w:val="17"/>
-              </w:rPr>
-              <w:t>Attention! Veillez bien renseigner le deuxième numero du chef de ménage(0.12b).</w:t>
-            </w:r>
-          </w:p>
-        </w:tc>
-      </w:tr>
-      <w:tr>
-        <w:tc>
-          <w:tcPr>
-            <w:tcW w:type="dxa" w:w="964"/>
-          </w:tcPr>
-          <w:p>
-            <w:r>
-              <w:rPr>
-                <w:b/>
-                <w:i w:val="0"/>
-                <w:color w:val="EA580C"/>
-                <w:sz w:val="16"/>
-              </w:rPr>
-              <w:t>Moyenne</w:t>
-            </w:r>
-          </w:p>
-        </w:tc>
-        <w:tc>
-          <w:tcPr>
-            <w:tcW w:type="dxa" w:w="1247"/>
-          </w:tcPr>
-          <w:p>
-            <w:r>
-              <w:rPr>
-                <w:b/>
-                <w:i w:val="0"/>
-                <w:sz w:val="16"/>
-              </w:rPr>
-              <w:t>S01</w:t>
-              <w:br/>
-            </w:r>
-            <w:r>
-              <w:rPr>
-                <w:b w:val="0"/>
-                <w:i w:val="0"/>
-                <w:color w:val="64748B"/>
-                <w:sz w:val="14"/>
-              </w:rPr>
-              <w:t>Démographie</w:t>
-            </w:r>
-          </w:p>
-        </w:tc>
-        <w:tc>
-          <w:tcPr>
-            <w:tcW w:type="dxa" w:w="1531"/>
-          </w:tcPr>
-          <w:p>
-            <w:r>
-              <w:rPr>
-                <w:b/>
-                <w:i w:val="0"/>
-                <w:color w:val="16A34A"/>
-                <w:sz w:val="16"/>
-              </w:rPr>
-              <w:t>—</w:t>
-            </w:r>
-          </w:p>
-        </w:tc>
-        <w:tc>
-          <w:tcPr>
-            <w:tcW w:type="dxa" w:w="1191"/>
-          </w:tcPr>
-          <w:p>
-            <w:r>
-              <w:rPr>
-                <w:b w:val="0"/>
-                <w:i w:val="0"/>
-                <w:color w:val="64748B"/>
-                <w:sz w:val="16"/>
-              </w:rPr>
-              <w:t>GT-CQ</w:t>
-            </w:r>
-          </w:p>
-        </w:tc>
-        <w:tc>
-          <w:tcPr>
-            <w:tcW w:type="dxa" w:w="4706"/>
-          </w:tcPr>
-          <w:p>
-            <w:r>
-              <w:rPr>
-                <w:b w:val="0"/>
-                <w:i w:val="0"/>
-                <w:sz w:val="17"/>
-              </w:rPr>
-              <w:t>Prière de verifier l'information donnée par Aly Diagne ou corriger au niveau de la section 1.</w:t>
-            </w:r>
-          </w:p>
-        </w:tc>
-      </w:tr>
-      <w:tr>
-        <w:tc>
-          <w:tcPr>
-            <w:tcW w:type="dxa" w:w="964"/>
-          </w:tcPr>
-          <w:p>
-            <w:r>
-              <w:rPr>
-                <w:b/>
-                <w:i w:val="0"/>
-                <w:color w:val="EA580C"/>
-                <w:sz w:val="16"/>
-              </w:rPr>
-              <w:t>Moyenne</w:t>
-            </w:r>
-          </w:p>
-        </w:tc>
-        <w:tc>
-          <w:tcPr>
-            <w:tcW w:type="dxa" w:w="1247"/>
-          </w:tcPr>
-          <w:p>
-            <w:r>
-              <w:rPr>
-                <w:b/>
-                <w:i w:val="0"/>
-                <w:sz w:val="16"/>
-              </w:rPr>
-              <w:t>S01</w:t>
-              <w:br/>
-            </w:r>
-            <w:r>
-              <w:rPr>
-                <w:b w:val="0"/>
-                <w:i w:val="0"/>
-                <w:color w:val="64748B"/>
-                <w:sz w:val="14"/>
-              </w:rPr>
-              <w:t>Démographie</w:t>
-            </w:r>
-          </w:p>
-        </w:tc>
-        <w:tc>
-          <w:tcPr>
-            <w:tcW w:type="dxa" w:w="1531"/>
-          </w:tcPr>
-          <w:p>
-            <w:r>
-              <w:rPr>
-                <w:b/>
-                <w:i w:val="0"/>
-                <w:color w:val="16A34A"/>
-                <w:sz w:val="16"/>
-              </w:rPr>
-              <w:t>—</w:t>
-            </w:r>
-          </w:p>
-        </w:tc>
-        <w:tc>
-          <w:tcPr>
-            <w:tcW w:type="dxa" w:w="1191"/>
-          </w:tcPr>
-          <w:p>
-            <w:r>
-              <w:rPr>
-                <w:b w:val="0"/>
-                <w:i w:val="0"/>
-                <w:color w:val="64748B"/>
-                <w:sz w:val="16"/>
-              </w:rPr>
-              <w:t>GT-CQ</w:t>
-            </w:r>
-          </w:p>
-        </w:tc>
-        <w:tc>
-          <w:tcPr>
-            <w:tcW w:type="dxa" w:w="4706"/>
-          </w:tcPr>
-          <w:p>
-            <w:r>
-              <w:rPr>
-                <w:b w:val="0"/>
-                <w:i w:val="0"/>
-                <w:sz w:val="17"/>
-              </w:rPr>
-              <w:t>Prière de verifier l'information donnée par Aminata Diagne ou corriger au niveau de la section 1.</w:t>
-            </w:r>
-          </w:p>
-        </w:tc>
-      </w:tr>
-      <w:tr>
-        <w:tc>
-          <w:tcPr>
-            <w:tcW w:type="dxa" w:w="964"/>
-          </w:tcPr>
-          <w:p>
-            <w:r>
-              <w:rPr>
-                <w:b/>
-                <w:i w:val="0"/>
-                <w:color w:val="EA580C"/>
-                <w:sz w:val="16"/>
-              </w:rPr>
-              <w:t>Moyenne</w:t>
-            </w:r>
-          </w:p>
-        </w:tc>
-        <w:tc>
-          <w:tcPr>
-            <w:tcW w:type="dxa" w:w="1247"/>
-          </w:tcPr>
-          <w:p>
-            <w:r>
-              <w:rPr>
-                <w:b/>
-                <w:i w:val="0"/>
-                <w:sz w:val="16"/>
-              </w:rPr>
-              <w:t>S01</w:t>
-              <w:br/>
-            </w:r>
-            <w:r>
-              <w:rPr>
-                <w:b w:val="0"/>
-                <w:i w:val="0"/>
-                <w:color w:val="64748B"/>
-                <w:sz w:val="14"/>
-              </w:rPr>
-              <w:t>Démographie</w:t>
-            </w:r>
-          </w:p>
-        </w:tc>
-        <w:tc>
-          <w:tcPr>
-            <w:tcW w:type="dxa" w:w="1531"/>
-          </w:tcPr>
-          <w:p>
-            <w:r>
-              <w:rPr>
-                <w:b/>
-                <w:i w:val="0"/>
-                <w:color w:val="16A34A"/>
-                <w:sz w:val="16"/>
-              </w:rPr>
-              <w:t>—</w:t>
-            </w:r>
-          </w:p>
-        </w:tc>
-        <w:tc>
-          <w:tcPr>
-            <w:tcW w:type="dxa" w:w="1191"/>
-          </w:tcPr>
-          <w:p>
-            <w:r>
-              <w:rPr>
-                <w:b w:val="0"/>
-                <w:i w:val="0"/>
-                <w:color w:val="64748B"/>
-                <w:sz w:val="16"/>
-              </w:rPr>
-              <w:t>GT-CQ</w:t>
-            </w:r>
-          </w:p>
-        </w:tc>
-        <w:tc>
-          <w:tcPr>
-            <w:tcW w:type="dxa" w:w="4706"/>
-          </w:tcPr>
-          <w:p>
-            <w:r>
-              <w:rPr>
-                <w:b w:val="0"/>
-                <w:i w:val="0"/>
-                <w:sz w:val="17"/>
-              </w:rPr>
-              <w:t>Prière de verifier l'information donnée par Babou Diagne ou corriger au niveau de la section 1.</w:t>
-            </w:r>
-          </w:p>
-        </w:tc>
-      </w:tr>
-      <w:tr>
-        <w:tc>
-          <w:tcPr>
-            <w:tcW w:type="dxa" w:w="964"/>
-          </w:tcPr>
-          <w:p>
-            <w:r>
-              <w:rPr>
-                <w:b/>
-                <w:i w:val="0"/>
-                <w:color w:val="EA580C"/>
-                <w:sz w:val="16"/>
-              </w:rPr>
-              <w:t>Moyenne</w:t>
-            </w:r>
-          </w:p>
-        </w:tc>
-        <w:tc>
-          <w:tcPr>
-            <w:tcW w:type="dxa" w:w="1247"/>
-          </w:tcPr>
-          <w:p>
-            <w:r>
-              <w:rPr>
-                <w:b/>
-                <w:i w:val="0"/>
-                <w:sz w:val="16"/>
-              </w:rPr>
-              <w:t>S01</w:t>
-              <w:br/>
-            </w:r>
-            <w:r>
-              <w:rPr>
-                <w:b w:val="0"/>
-                <w:i w:val="0"/>
-                <w:color w:val="64748B"/>
-                <w:sz w:val="14"/>
-              </w:rPr>
-              <w:t>Démographie</w:t>
-            </w:r>
-          </w:p>
-        </w:tc>
-        <w:tc>
-          <w:tcPr>
-            <w:tcW w:type="dxa" w:w="1531"/>
-          </w:tcPr>
-          <w:p>
-            <w:r>
-              <w:rPr>
-                <w:b/>
-                <w:i w:val="0"/>
-                <w:color w:val="16A34A"/>
-                <w:sz w:val="16"/>
-              </w:rPr>
-              <w:t>—</w:t>
-            </w:r>
-          </w:p>
-        </w:tc>
-        <w:tc>
-          <w:tcPr>
-            <w:tcW w:type="dxa" w:w="1191"/>
-          </w:tcPr>
-          <w:p>
-            <w:r>
-              <w:rPr>
-                <w:b w:val="0"/>
-                <w:i w:val="0"/>
-                <w:color w:val="64748B"/>
-                <w:sz w:val="16"/>
-              </w:rPr>
-              <w:t>GT-CQ</w:t>
-            </w:r>
-          </w:p>
-        </w:tc>
-        <w:tc>
-          <w:tcPr>
-            <w:tcW w:type="dxa" w:w="4706"/>
-          </w:tcPr>
-          <w:p>
-            <w:r>
-              <w:rPr>
-                <w:b w:val="0"/>
-                <w:i w:val="0"/>
-                <w:sz w:val="17"/>
-              </w:rPr>
-              <w:t>Prière de verifier l'information donnée par Elhadji cheikh ou corriger au niveau de la section 1.</w:t>
-            </w:r>
-          </w:p>
-        </w:tc>
-      </w:tr>
-      <w:tr>
-        <w:tc>
-          <w:tcPr>
-            <w:tcW w:type="dxa" w:w="964"/>
-          </w:tcPr>
-          <w:p>
-            <w:r>
-              <w:rPr>
-                <w:b/>
-                <w:i w:val="0"/>
-                <w:color w:val="EA580C"/>
-                <w:sz w:val="16"/>
-              </w:rPr>
-              <w:t>Moyenne</w:t>
-            </w:r>
-          </w:p>
-        </w:tc>
-        <w:tc>
-          <w:tcPr>
-            <w:tcW w:type="dxa" w:w="1247"/>
-          </w:tcPr>
-          <w:p>
-            <w:r>
-              <w:rPr>
-                <w:b/>
-                <w:i w:val="0"/>
-                <w:sz w:val="16"/>
-              </w:rPr>
-              <w:t>S01</w:t>
-              <w:br/>
-            </w:r>
-            <w:r>
-              <w:rPr>
-                <w:b w:val="0"/>
-                <w:i w:val="0"/>
-                <w:color w:val="64748B"/>
-                <w:sz w:val="14"/>
-              </w:rPr>
-              <w:t>Démographie</w:t>
-            </w:r>
-          </w:p>
-        </w:tc>
-        <w:tc>
-          <w:tcPr>
-            <w:tcW w:type="dxa" w:w="1531"/>
-          </w:tcPr>
-          <w:p>
-            <w:r>
-              <w:rPr>
-                <w:b/>
-                <w:i w:val="0"/>
-                <w:color w:val="16A34A"/>
-                <w:sz w:val="16"/>
-              </w:rPr>
-              <w:t>—</w:t>
-            </w:r>
-          </w:p>
-        </w:tc>
-        <w:tc>
-          <w:tcPr>
-            <w:tcW w:type="dxa" w:w="1191"/>
-          </w:tcPr>
-          <w:p>
-            <w:r>
-              <w:rPr>
-                <w:b w:val="0"/>
-                <w:i w:val="0"/>
-                <w:color w:val="64748B"/>
-                <w:sz w:val="16"/>
-              </w:rPr>
-              <w:t>GT-CQ</w:t>
-            </w:r>
-          </w:p>
-        </w:tc>
-        <w:tc>
-          <w:tcPr>
-            <w:tcW w:type="dxa" w:w="4706"/>
-          </w:tcPr>
-          <w:p>
-            <w:r>
-              <w:rPr>
-                <w:b w:val="0"/>
-                <w:i w:val="0"/>
-                <w:sz w:val="17"/>
-              </w:rPr>
-              <w:t>Prière de verifier l'information donnée par Fatou khoudia Diagne ou corriger au niveau de la section 1.</w:t>
-            </w:r>
-          </w:p>
-        </w:tc>
-      </w:tr>
-      <w:tr>
-        <w:tc>
-          <w:tcPr>
-            <w:tcW w:type="dxa" w:w="964"/>
-          </w:tcPr>
-          <w:p>
-            <w:r>
-              <w:rPr>
-                <w:b/>
-                <w:i w:val="0"/>
-                <w:color w:val="EA580C"/>
-                <w:sz w:val="16"/>
-              </w:rPr>
-              <w:t>Moyenne</w:t>
-            </w:r>
-          </w:p>
-        </w:tc>
-        <w:tc>
-          <w:tcPr>
-            <w:tcW w:type="dxa" w:w="1247"/>
-          </w:tcPr>
-          <w:p>
-            <w:r>
-              <w:rPr>
-                <w:b/>
-                <w:i w:val="0"/>
-                <w:sz w:val="16"/>
-              </w:rPr>
-              <w:t>S01</w:t>
-              <w:br/>
-            </w:r>
-            <w:r>
-              <w:rPr>
-                <w:b w:val="0"/>
-                <w:i w:val="0"/>
-                <w:color w:val="64748B"/>
-                <w:sz w:val="14"/>
-              </w:rPr>
-              <w:t>Démographie</w:t>
-            </w:r>
-          </w:p>
-        </w:tc>
-        <w:tc>
-          <w:tcPr>
-            <w:tcW w:type="dxa" w:w="1531"/>
-          </w:tcPr>
-          <w:p>
-            <w:r>
-              <w:rPr>
-                <w:b/>
-                <w:i w:val="0"/>
-                <w:color w:val="16A34A"/>
-                <w:sz w:val="16"/>
-              </w:rPr>
-              <w:t>—</w:t>
-            </w:r>
-          </w:p>
-        </w:tc>
-        <w:tc>
-          <w:tcPr>
-            <w:tcW w:type="dxa" w:w="1191"/>
-          </w:tcPr>
-          <w:p>
-            <w:r>
-              <w:rPr>
-                <w:b w:val="0"/>
-                <w:i w:val="0"/>
-                <w:color w:val="64748B"/>
-                <w:sz w:val="16"/>
-              </w:rPr>
-              <w:t>GT-CQ</w:t>
-            </w:r>
-          </w:p>
-        </w:tc>
-        <w:tc>
-          <w:tcPr>
-            <w:tcW w:type="dxa" w:w="4706"/>
-          </w:tcPr>
-          <w:p>
-            <w:r>
-              <w:rPr>
-                <w:b w:val="0"/>
-                <w:i w:val="0"/>
-                <w:sz w:val="17"/>
-              </w:rPr>
-              <w:t>Prière de verifier l'information donnée par Ibrahima Diagne ou corriger au niveau de la section 1.</w:t>
-            </w:r>
-          </w:p>
-        </w:tc>
-      </w:tr>
-      <w:tr>
-        <w:tc>
-          <w:tcPr>
-            <w:tcW w:type="dxa" w:w="964"/>
-          </w:tcPr>
-          <w:p>
-            <w:r>
-              <w:rPr>
-                <w:b/>
-                <w:i w:val="0"/>
-                <w:color w:val="EA580C"/>
-                <w:sz w:val="16"/>
-              </w:rPr>
-              <w:t>Moyenne</w:t>
-            </w:r>
-          </w:p>
-        </w:tc>
-        <w:tc>
-          <w:tcPr>
-            <w:tcW w:type="dxa" w:w="1247"/>
-          </w:tcPr>
-          <w:p>
-            <w:r>
-              <w:rPr>
-                <w:b/>
-                <w:i w:val="0"/>
-                <w:sz w:val="16"/>
-              </w:rPr>
-              <w:t>S01</w:t>
-              <w:br/>
-            </w:r>
-            <w:r>
-              <w:rPr>
-                <w:b w:val="0"/>
-                <w:i w:val="0"/>
-                <w:color w:val="64748B"/>
-                <w:sz w:val="14"/>
-              </w:rPr>
-              <w:t>Démographie</w:t>
-            </w:r>
-          </w:p>
-        </w:tc>
-        <w:tc>
-          <w:tcPr>
-            <w:tcW w:type="dxa" w:w="1531"/>
-          </w:tcPr>
-          <w:p>
-            <w:r>
-              <w:rPr>
-                <w:b/>
-                <w:i w:val="0"/>
-                <w:color w:val="16A34A"/>
-                <w:sz w:val="16"/>
-              </w:rPr>
-              <w:t>—</w:t>
-            </w:r>
-          </w:p>
-        </w:tc>
-        <w:tc>
-          <w:tcPr>
-            <w:tcW w:type="dxa" w:w="1191"/>
-          </w:tcPr>
-          <w:p>
-            <w:r>
-              <w:rPr>
-                <w:b w:val="0"/>
-                <w:i w:val="0"/>
-                <w:color w:val="64748B"/>
-                <w:sz w:val="16"/>
-              </w:rPr>
-              <w:t>GT-CQ</w:t>
-            </w:r>
-          </w:p>
-        </w:tc>
-        <w:tc>
-          <w:tcPr>
-            <w:tcW w:type="dxa" w:w="4706"/>
-          </w:tcPr>
-          <w:p>
-            <w:r>
-              <w:rPr>
-                <w:b w:val="0"/>
-                <w:i w:val="0"/>
-                <w:sz w:val="17"/>
-              </w:rPr>
-              <w:t>Prière de verifier l'information donnée par Massaly Diagne ou corriger au niveau de la section 1.</w:t>
-            </w:r>
-          </w:p>
-        </w:tc>
-      </w:tr>
-      <w:tr>
-        <w:tc>
-          <w:tcPr>
-            <w:tcW w:type="dxa" w:w="964"/>
-          </w:tcPr>
-          <w:p>
-            <w:r>
-              <w:rPr>
-                <w:b/>
-                <w:i w:val="0"/>
-                <w:color w:val="EA580C"/>
-                <w:sz w:val="16"/>
-              </w:rPr>
-              <w:t>Moyenne</w:t>
-            </w:r>
-          </w:p>
-        </w:tc>
-        <w:tc>
-          <w:tcPr>
-            <w:tcW w:type="dxa" w:w="1247"/>
-          </w:tcPr>
-          <w:p>
-            <w:r>
-              <w:rPr>
-                <w:b/>
-                <w:i w:val="0"/>
-                <w:sz w:val="16"/>
-              </w:rPr>
-              <w:t>S01</w:t>
-              <w:br/>
-            </w:r>
-            <w:r>
-              <w:rPr>
-                <w:b w:val="0"/>
-                <w:i w:val="0"/>
-                <w:color w:val="64748B"/>
-                <w:sz w:val="14"/>
-              </w:rPr>
-              <w:t>Démographie</w:t>
-            </w:r>
-          </w:p>
-        </w:tc>
-        <w:tc>
-          <w:tcPr>
-            <w:tcW w:type="dxa" w:w="1531"/>
-          </w:tcPr>
-          <w:p>
-            <w:r>
-              <w:rPr>
-                <w:b/>
-                <w:i w:val="0"/>
-                <w:color w:val="16A34A"/>
-                <w:sz w:val="16"/>
-              </w:rPr>
-              <w:t>—</w:t>
-            </w:r>
-          </w:p>
-        </w:tc>
-        <w:tc>
-          <w:tcPr>
-            <w:tcW w:type="dxa" w:w="1191"/>
-          </w:tcPr>
-          <w:p>
-            <w:r>
-              <w:rPr>
-                <w:b w:val="0"/>
-                <w:i w:val="0"/>
-                <w:color w:val="64748B"/>
-                <w:sz w:val="16"/>
-              </w:rPr>
-              <w:t>GT-CQ</w:t>
-            </w:r>
-          </w:p>
-        </w:tc>
-        <w:tc>
-          <w:tcPr>
-            <w:tcW w:type="dxa" w:w="4706"/>
-          </w:tcPr>
-          <w:p>
-            <w:r>
-              <w:rPr>
-                <w:b w:val="0"/>
-                <w:i w:val="0"/>
-                <w:sz w:val="17"/>
-              </w:rPr>
-              <w:t>Prière de verifier l'information donnée par Mbaye Diagne ou corriger au niveau de la section 1.</w:t>
-            </w:r>
-          </w:p>
-        </w:tc>
-      </w:tr>
-      <w:tr>
-        <w:tc>
-          <w:tcPr>
-            <w:tcW w:type="dxa" w:w="964"/>
-          </w:tcPr>
-          <w:p>
-            <w:r>
-              <w:rPr>
-                <w:b/>
-                <w:i w:val="0"/>
-                <w:color w:val="EA580C"/>
-                <w:sz w:val="16"/>
-              </w:rPr>
-              <w:t>Moyenne</w:t>
-            </w:r>
-          </w:p>
-        </w:tc>
-        <w:tc>
-          <w:tcPr>
-            <w:tcW w:type="dxa" w:w="1247"/>
-          </w:tcPr>
-          <w:p>
-            <w:r>
-              <w:rPr>
-                <w:b/>
-                <w:i w:val="0"/>
-                <w:sz w:val="16"/>
-              </w:rPr>
-              <w:t>S01</w:t>
-              <w:br/>
-            </w:r>
-            <w:r>
-              <w:rPr>
-                <w:b w:val="0"/>
-                <w:i w:val="0"/>
-                <w:color w:val="64748B"/>
-                <w:sz w:val="14"/>
-              </w:rPr>
-              <w:t>Démographie</w:t>
-            </w:r>
-          </w:p>
-        </w:tc>
-        <w:tc>
-          <w:tcPr>
-            <w:tcW w:type="dxa" w:w="1531"/>
-          </w:tcPr>
-          <w:p>
-            <w:r>
-              <w:rPr>
-                <w:b/>
-                <w:i w:val="0"/>
-                <w:color w:val="16A34A"/>
-                <w:sz w:val="16"/>
-              </w:rPr>
-              <w:t>—</w:t>
-            </w:r>
-          </w:p>
-        </w:tc>
-        <w:tc>
-          <w:tcPr>
-            <w:tcW w:type="dxa" w:w="1191"/>
-          </w:tcPr>
-          <w:p>
-            <w:r>
-              <w:rPr>
-                <w:b w:val="0"/>
-                <w:i w:val="0"/>
-                <w:color w:val="64748B"/>
-                <w:sz w:val="16"/>
-              </w:rPr>
-              <w:t>GT-CQ</w:t>
-            </w:r>
-          </w:p>
-        </w:tc>
-        <w:tc>
-          <w:tcPr>
-            <w:tcW w:type="dxa" w:w="4706"/>
-          </w:tcPr>
-          <w:p>
-            <w:r>
-              <w:rPr>
-                <w:b w:val="0"/>
-                <w:i w:val="0"/>
-                <w:sz w:val="17"/>
-              </w:rPr>
-              <w:t>Prière de verifier l'information donnée par Mouhamed Diagne ou corriger au niveau de la section 1.</w:t>
-            </w:r>
-          </w:p>
-        </w:tc>
-      </w:tr>
-      <w:tr>
-        <w:tc>
-          <w:tcPr>
-            <w:tcW w:type="dxa" w:w="964"/>
-          </w:tcPr>
-          <w:p>
-            <w:r>
-              <w:rPr>
-                <w:b/>
-                <w:i w:val="0"/>
-                <w:color w:val="EA580C"/>
-                <w:sz w:val="16"/>
-              </w:rPr>
-              <w:t>Moyenne</w:t>
-            </w:r>
-          </w:p>
-        </w:tc>
-        <w:tc>
-          <w:tcPr>
-            <w:tcW w:type="dxa" w:w="1247"/>
-          </w:tcPr>
-          <w:p>
-            <w:r>
-              <w:rPr>
-                <w:b/>
-                <w:i w:val="0"/>
-                <w:sz w:val="16"/>
-              </w:rPr>
-              <w:t>S01</w:t>
-              <w:br/>
-            </w:r>
-            <w:r>
-              <w:rPr>
-                <w:b w:val="0"/>
-                <w:i w:val="0"/>
-                <w:color w:val="64748B"/>
-                <w:sz w:val="14"/>
-              </w:rPr>
-              <w:t>Démographie</w:t>
-            </w:r>
-          </w:p>
-        </w:tc>
-        <w:tc>
-          <w:tcPr>
-            <w:tcW w:type="dxa" w:w="1531"/>
-          </w:tcPr>
-          <w:p>
-            <w:r>
-              <w:rPr>
-                <w:b/>
-                <w:i w:val="0"/>
-                <w:color w:val="16A34A"/>
-                <w:sz w:val="16"/>
-              </w:rPr>
-              <w:t>—</w:t>
-            </w:r>
-          </w:p>
-        </w:tc>
-        <w:tc>
-          <w:tcPr>
-            <w:tcW w:type="dxa" w:w="1191"/>
-          </w:tcPr>
-          <w:p>
-            <w:r>
-              <w:rPr>
-                <w:b w:val="0"/>
-                <w:i w:val="0"/>
-                <w:color w:val="64748B"/>
-                <w:sz w:val="16"/>
-              </w:rPr>
-              <w:t>GT-CQ</w:t>
-            </w:r>
-          </w:p>
-        </w:tc>
-        <w:tc>
-          <w:tcPr>
-            <w:tcW w:type="dxa" w:w="4706"/>
-          </w:tcPr>
-          <w:p>
-            <w:r>
-              <w:rPr>
-                <w:b w:val="0"/>
-                <w:i w:val="0"/>
-                <w:sz w:val="17"/>
-              </w:rPr>
-              <w:t>Prière de verifier l'information donnée par Ndianko Diagne2 ou corriger au niveau de la section 1.</w:t>
-            </w:r>
-          </w:p>
-        </w:tc>
-      </w:tr>
-      <w:tr>
-        <w:tc>
-          <w:tcPr>
-            <w:tcW w:type="dxa" w:w="964"/>
-          </w:tcPr>
-          <w:p>
-            <w:r>
-              <w:rPr>
-                <w:b/>
-                <w:i w:val="0"/>
-                <w:color w:val="EA580C"/>
-                <w:sz w:val="16"/>
-              </w:rPr>
-              <w:t>Moyenne</w:t>
-            </w:r>
-          </w:p>
-        </w:tc>
-        <w:tc>
-          <w:tcPr>
-            <w:tcW w:type="dxa" w:w="1247"/>
-          </w:tcPr>
-          <w:p>
-            <w:r>
-              <w:rPr>
-                <w:b/>
-                <w:i w:val="0"/>
-                <w:sz w:val="16"/>
-              </w:rPr>
-              <w:t>S01</w:t>
-              <w:br/>
-            </w:r>
-            <w:r>
-              <w:rPr>
-                <w:b w:val="0"/>
-                <w:i w:val="0"/>
-                <w:color w:val="64748B"/>
-                <w:sz w:val="14"/>
-              </w:rPr>
-              <w:t>Démographie</w:t>
-            </w:r>
-          </w:p>
-        </w:tc>
-        <w:tc>
-          <w:tcPr>
-            <w:tcW w:type="dxa" w:w="1531"/>
-          </w:tcPr>
-          <w:p>
-            <w:r>
-              <w:rPr>
-                <w:b/>
-                <w:i w:val="0"/>
-                <w:color w:val="16A34A"/>
-                <w:sz w:val="16"/>
-              </w:rPr>
-              <w:t>—</w:t>
-            </w:r>
-          </w:p>
-        </w:tc>
-        <w:tc>
-          <w:tcPr>
-            <w:tcW w:type="dxa" w:w="1191"/>
-          </w:tcPr>
-          <w:p>
-            <w:r>
-              <w:rPr>
-                <w:b w:val="0"/>
-                <w:i w:val="0"/>
-                <w:color w:val="64748B"/>
-                <w:sz w:val="16"/>
-              </w:rPr>
-              <w:t>GT-CQ</w:t>
-            </w:r>
-          </w:p>
-        </w:tc>
-        <w:tc>
-          <w:tcPr>
-            <w:tcW w:type="dxa" w:w="4706"/>
-          </w:tcPr>
-          <w:p>
-            <w:r>
-              <w:rPr>
-                <w:b w:val="0"/>
-                <w:i w:val="0"/>
-                <w:sz w:val="17"/>
-              </w:rPr>
-              <w:t>Prière de verifier l'information donnée par aïssatou Diagne ou corriger au niveau de la section 1.</w:t>
-            </w:r>
-          </w:p>
-        </w:tc>
-      </w:tr>
-      <w:tr>
-        <w:tc>
-          <w:tcPr>
-            <w:tcW w:type="dxa" w:w="964"/>
-          </w:tcPr>
-          <w:p>
-            <w:r>
-              <w:rPr>
-                <w:b/>
-                <w:i w:val="0"/>
-                <w:color w:val="EA580C"/>
-                <w:sz w:val="16"/>
-              </w:rPr>
-              <w:t>Moyenne</w:t>
-            </w:r>
-          </w:p>
-        </w:tc>
-        <w:tc>
-          <w:tcPr>
-            <w:tcW w:type="dxa" w:w="1247"/>
-          </w:tcPr>
-          <w:p>
-            <w:r>
-              <w:rPr>
-                <w:b/>
-                <w:i w:val="0"/>
-                <w:sz w:val="16"/>
-              </w:rPr>
-              <w:t>S01</w:t>
-              <w:br/>
-            </w:r>
-            <w:r>
-              <w:rPr>
-                <w:b w:val="0"/>
-                <w:i w:val="0"/>
-                <w:color w:val="64748B"/>
-                <w:sz w:val="14"/>
-              </w:rPr>
-              <w:t>Démographie</w:t>
-            </w:r>
-          </w:p>
-        </w:tc>
-        <w:tc>
-          <w:tcPr>
-            <w:tcW w:type="dxa" w:w="1531"/>
-          </w:tcPr>
-          <w:p>
-            <w:r>
-              <w:rPr>
-                <w:b/>
-                <w:i w:val="0"/>
-                <w:color w:val="16A34A"/>
-                <w:sz w:val="16"/>
-              </w:rPr>
-              <w:t>—</w:t>
-            </w:r>
-          </w:p>
-        </w:tc>
-        <w:tc>
-          <w:tcPr>
-            <w:tcW w:type="dxa" w:w="1191"/>
-          </w:tcPr>
-          <w:p>
-            <w:r>
-              <w:rPr>
-                <w:b w:val="0"/>
-                <w:i w:val="0"/>
-                <w:color w:val="64748B"/>
-                <w:sz w:val="16"/>
-              </w:rPr>
-              <w:t>GT-CQ</w:t>
-            </w:r>
-          </w:p>
-        </w:tc>
-        <w:tc>
-          <w:tcPr>
-            <w:tcW w:type="dxa" w:w="4706"/>
-          </w:tcPr>
-          <w:p>
-            <w:r>
-              <w:rPr>
-                <w:b w:val="0"/>
-                <w:i w:val="0"/>
-                <w:sz w:val="17"/>
-              </w:rPr>
-              <w:t>Prière de verifier l'information donnée par coumba Diagne ou corriger au niveau de la section 1.</w:t>
-            </w:r>
-          </w:p>
-        </w:tc>
-      </w:tr>
-      <w:tr>
-        <w:tc>
-          <w:tcPr>
-            <w:tcW w:type="dxa" w:w="964"/>
-          </w:tcPr>
-          <w:p>
-            <w:r>
-              <w:rPr>
-                <w:b/>
-                <w:i w:val="0"/>
-                <w:color w:val="EA580C"/>
-                <w:sz w:val="16"/>
-              </w:rPr>
-              <w:t>Moyenne</w:t>
-            </w:r>
-          </w:p>
-        </w:tc>
-        <w:tc>
-          <w:tcPr>
-            <w:tcW w:type="dxa" w:w="1247"/>
-          </w:tcPr>
-          <w:p>
-            <w:r>
-              <w:rPr>
-                <w:b/>
-                <w:i w:val="0"/>
-                <w:sz w:val="16"/>
-              </w:rPr>
-              <w:t>S01</w:t>
-              <w:br/>
-            </w:r>
-            <w:r>
-              <w:rPr>
-                <w:b w:val="0"/>
-                <w:i w:val="0"/>
-                <w:color w:val="64748B"/>
-                <w:sz w:val="14"/>
-              </w:rPr>
-              <w:t>Démographie</w:t>
-            </w:r>
-          </w:p>
-        </w:tc>
-        <w:tc>
-          <w:tcPr>
-            <w:tcW w:type="dxa" w:w="1531"/>
-          </w:tcPr>
-          <w:p>
-            <w:r>
-              <w:rPr>
-                <w:b/>
-                <w:i w:val="0"/>
-                <w:color w:val="16A34A"/>
-                <w:sz w:val="16"/>
-              </w:rPr>
-              <w:t>—</w:t>
-            </w:r>
-          </w:p>
-        </w:tc>
-        <w:tc>
-          <w:tcPr>
-            <w:tcW w:type="dxa" w:w="1191"/>
-          </w:tcPr>
-          <w:p>
-            <w:r>
-              <w:rPr>
-                <w:b w:val="0"/>
-                <w:i w:val="0"/>
-                <w:color w:val="64748B"/>
-                <w:sz w:val="16"/>
-              </w:rPr>
-              <w:t>GT-CQ</w:t>
-            </w:r>
-          </w:p>
-        </w:tc>
-        <w:tc>
-          <w:tcPr>
-            <w:tcW w:type="dxa" w:w="4706"/>
-          </w:tcPr>
-          <w:p>
-            <w:r>
-              <w:rPr>
-                <w:b w:val="0"/>
-                <w:i w:val="0"/>
-                <w:sz w:val="17"/>
-              </w:rPr>
-              <w:t>Prière de verifier l'information donnée par elhadji moussa Diagne ou corriger au niveau de la section 1.</w:t>
-            </w:r>
-          </w:p>
-        </w:tc>
-      </w:tr>
-      <w:tr>
-        <w:tc>
-          <w:tcPr>
-            <w:tcW w:type="dxa" w:w="964"/>
-          </w:tcPr>
-          <w:p>
-            <w:r>
-              <w:rPr>
-                <w:b/>
-                <w:i w:val="0"/>
-                <w:color w:val="EA580C"/>
-                <w:sz w:val="16"/>
-              </w:rPr>
-              <w:t>Moyenne</w:t>
-            </w:r>
-          </w:p>
-        </w:tc>
-        <w:tc>
-          <w:tcPr>
-            <w:tcW w:type="dxa" w:w="1247"/>
-          </w:tcPr>
-          <w:p>
-            <w:r>
-              <w:rPr>
-                <w:b/>
-                <w:i w:val="0"/>
-                <w:sz w:val="16"/>
-              </w:rPr>
-              <w:t>S01</w:t>
-              <w:br/>
-            </w:r>
-            <w:r>
-              <w:rPr>
-                <w:b w:val="0"/>
-                <w:i w:val="0"/>
-                <w:color w:val="64748B"/>
-                <w:sz w:val="14"/>
-              </w:rPr>
-              <w:t>Démographie</w:t>
-            </w:r>
-          </w:p>
-        </w:tc>
-        <w:tc>
-          <w:tcPr>
-            <w:tcW w:type="dxa" w:w="1531"/>
-          </w:tcPr>
-          <w:p>
-            <w:r>
-              <w:rPr>
-                <w:b/>
-                <w:i w:val="0"/>
-                <w:color w:val="16A34A"/>
-                <w:sz w:val="16"/>
-              </w:rPr>
-              <w:t>—</w:t>
-            </w:r>
-          </w:p>
-        </w:tc>
-        <w:tc>
-          <w:tcPr>
-            <w:tcW w:type="dxa" w:w="1191"/>
-          </w:tcPr>
-          <w:p>
-            <w:r>
-              <w:rPr>
-                <w:b w:val="0"/>
-                <w:i w:val="0"/>
-                <w:color w:val="64748B"/>
-                <w:sz w:val="16"/>
-              </w:rPr>
-              <w:t>GT-CQ</w:t>
-            </w:r>
-          </w:p>
-        </w:tc>
-        <w:tc>
-          <w:tcPr>
-            <w:tcW w:type="dxa" w:w="4706"/>
-          </w:tcPr>
-          <w:p>
-            <w:r>
-              <w:rPr>
-                <w:b w:val="0"/>
-                <w:i w:val="0"/>
-                <w:sz w:val="17"/>
-              </w:rPr>
-              <w:t>Prière de verifier l'information donnée par keba Diagne ou corriger au niveau de la section 1.</w:t>
-            </w:r>
-          </w:p>
-        </w:tc>
-      </w:tr>
-      <w:tr>
-        <w:tc>
-          <w:tcPr>
-            <w:tcW w:type="dxa" w:w="964"/>
-          </w:tcPr>
-          <w:p>
-            <w:r>
-              <w:rPr>
-                <w:b/>
-                <w:i w:val="0"/>
-                <w:color w:val="EA580C"/>
-                <w:sz w:val="16"/>
-              </w:rPr>
-              <w:t>Moyenne</w:t>
-            </w:r>
-          </w:p>
-        </w:tc>
-        <w:tc>
-          <w:tcPr>
-            <w:tcW w:type="dxa" w:w="1247"/>
-          </w:tcPr>
-          <w:p>
-            <w:r>
-              <w:rPr>
-                <w:b/>
-                <w:i w:val="0"/>
-                <w:sz w:val="16"/>
-              </w:rPr>
-              <w:t>S01</w:t>
-              <w:br/>
-            </w:r>
-            <w:r>
-              <w:rPr>
-                <w:b w:val="0"/>
-                <w:i w:val="0"/>
-                <w:color w:val="64748B"/>
-                <w:sz w:val="14"/>
-              </w:rPr>
-              <w:t>Démographie</w:t>
-            </w:r>
-          </w:p>
-        </w:tc>
-        <w:tc>
-          <w:tcPr>
-            <w:tcW w:type="dxa" w:w="1531"/>
-          </w:tcPr>
-          <w:p>
-            <w:r>
-              <w:rPr>
-                <w:b/>
-                <w:i w:val="0"/>
-                <w:color w:val="16A34A"/>
-                <w:sz w:val="16"/>
-              </w:rPr>
-              <w:t>—</w:t>
-            </w:r>
-          </w:p>
-        </w:tc>
-        <w:tc>
-          <w:tcPr>
-            <w:tcW w:type="dxa" w:w="1191"/>
-          </w:tcPr>
-          <w:p>
-            <w:r>
-              <w:rPr>
-                <w:b w:val="0"/>
-                <w:i w:val="0"/>
-                <w:color w:val="64748B"/>
-                <w:sz w:val="16"/>
-              </w:rPr>
-              <w:t>GT-CQ</w:t>
-            </w:r>
-          </w:p>
-        </w:tc>
-        <w:tc>
-          <w:tcPr>
-            <w:tcW w:type="dxa" w:w="4706"/>
-          </w:tcPr>
-          <w:p>
-            <w:r>
-              <w:rPr>
-                <w:b w:val="0"/>
-                <w:i w:val="0"/>
-                <w:sz w:val="17"/>
-              </w:rPr>
-              <w:t>Prière de verifier l'information donnée par maty Diagne ou corriger au niveau de la section 1.</w:t>
-            </w:r>
-          </w:p>
-        </w:tc>
-      </w:tr>
-      <w:tr>
-        <w:tc>
-          <w:tcPr>
-            <w:tcW w:type="dxa" w:w="964"/>
-          </w:tcPr>
-          <w:p>
-            <w:r>
-              <w:rPr>
-                <w:b/>
-                <w:i w:val="0"/>
-                <w:color w:val="EA580C"/>
-                <w:sz w:val="16"/>
-              </w:rPr>
-              <w:t>Moyenne</w:t>
-            </w:r>
-          </w:p>
-        </w:tc>
-        <w:tc>
-          <w:tcPr>
-            <w:tcW w:type="dxa" w:w="1247"/>
-          </w:tcPr>
-          <w:p>
-            <w:r>
-              <w:rPr>
-                <w:b/>
-                <w:i w:val="0"/>
-                <w:sz w:val="16"/>
-              </w:rPr>
-              <w:t>S01</w:t>
-              <w:br/>
-            </w:r>
-            <w:r>
-              <w:rPr>
-                <w:b w:val="0"/>
-                <w:i w:val="0"/>
-                <w:color w:val="64748B"/>
-                <w:sz w:val="14"/>
-              </w:rPr>
-              <w:t>Démographie</w:t>
-            </w:r>
-          </w:p>
-        </w:tc>
-        <w:tc>
-          <w:tcPr>
-            <w:tcW w:type="dxa" w:w="1531"/>
-          </w:tcPr>
-          <w:p>
-            <w:r>
-              <w:rPr>
-                <w:b/>
-                <w:i w:val="0"/>
-                <w:color w:val="16A34A"/>
-                <w:sz w:val="16"/>
-              </w:rPr>
-              <w:t>—</w:t>
-            </w:r>
-          </w:p>
-        </w:tc>
-        <w:tc>
-          <w:tcPr>
-            <w:tcW w:type="dxa" w:w="1191"/>
-          </w:tcPr>
-          <w:p>
-            <w:r>
-              <w:rPr>
-                <w:b w:val="0"/>
-                <w:i w:val="0"/>
-                <w:color w:val="64748B"/>
-                <w:sz w:val="16"/>
-              </w:rPr>
-              <w:t>GT-CQ</w:t>
-            </w:r>
-          </w:p>
-        </w:tc>
-        <w:tc>
-          <w:tcPr>
-            <w:tcW w:type="dxa" w:w="4706"/>
-          </w:tcPr>
-          <w:p>
-            <w:r>
-              <w:rPr>
-                <w:b w:val="0"/>
-                <w:i w:val="0"/>
-                <w:sz w:val="17"/>
-              </w:rPr>
-              <w:t>Prière de verifier l'information donnée par salif Diagne ou corriger au niveau de la section 1.</w:t>
-            </w:r>
-          </w:p>
-        </w:tc>
-      </w:tr>
-      <w:tr>
-        <w:tc>
-          <w:tcPr>
-            <w:tcW w:type="dxa" w:w="964"/>
-          </w:tcPr>
-          <w:p>
-            <w:r>
-              <w:rPr>
-                <w:b/>
-                <w:i w:val="0"/>
-                <w:color w:val="EA580C"/>
-                <w:sz w:val="16"/>
-              </w:rPr>
-              <w:t>Moyenne</w:t>
-            </w:r>
-          </w:p>
-        </w:tc>
-        <w:tc>
-          <w:tcPr>
-            <w:tcW w:type="dxa" w:w="1247"/>
-          </w:tcPr>
-          <w:p>
-            <w:r>
-              <w:rPr>
-                <w:b/>
-                <w:i w:val="0"/>
-                <w:sz w:val="16"/>
-              </w:rPr>
-              <w:t>S01</w:t>
-              <w:br/>
-            </w:r>
-            <w:r>
-              <w:rPr>
-                <w:b w:val="0"/>
-                <w:i w:val="0"/>
-                <w:color w:val="64748B"/>
-                <w:sz w:val="14"/>
-              </w:rPr>
-              <w:t>Démographie</w:t>
-            </w:r>
-          </w:p>
-        </w:tc>
-        <w:tc>
-          <w:tcPr>
-            <w:tcW w:type="dxa" w:w="1531"/>
-          </w:tcPr>
-          <w:p>
-            <w:r>
-              <w:rPr>
-                <w:b/>
-                <w:i w:val="0"/>
-                <w:color w:val="16A34A"/>
-                <w:sz w:val="16"/>
-              </w:rPr>
-              <w:t>—</w:t>
-            </w:r>
-          </w:p>
-        </w:tc>
-        <w:tc>
-          <w:tcPr>
-            <w:tcW w:type="dxa" w:w="1191"/>
-          </w:tcPr>
-          <w:p>
-            <w:r>
-              <w:rPr>
-                <w:b w:val="0"/>
-                <w:i w:val="0"/>
-                <w:color w:val="64748B"/>
-                <w:sz w:val="16"/>
-              </w:rPr>
-              <w:t>GT-CQ</w:t>
-            </w:r>
-          </w:p>
-        </w:tc>
-        <w:tc>
-          <w:tcPr>
-            <w:tcW w:type="dxa" w:w="4706"/>
-          </w:tcPr>
-          <w:p>
-            <w:r>
-              <w:rPr>
-                <w:b w:val="0"/>
-                <w:i w:val="0"/>
-                <w:sz w:val="17"/>
-              </w:rPr>
-              <w:t>Prière de verifier l'information donnée par satou Diagne ou corriger au niveau de la section 1.</w:t>
-            </w:r>
-          </w:p>
-        </w:tc>
-      </w:tr>
-      <w:tr>
-        <w:tc>
-          <w:tcPr>
-            <w:tcW w:type="dxa" w:w="964"/>
-          </w:tcPr>
-          <w:p>
-            <w:r>
-              <w:rPr>
-                <w:b/>
-                <w:i w:val="0"/>
-                <w:color w:val="EA580C"/>
-                <w:sz w:val="16"/>
-              </w:rPr>
-              <w:t>Moyenne</w:t>
-            </w:r>
-          </w:p>
-        </w:tc>
-        <w:tc>
-          <w:tcPr>
-            <w:tcW w:type="dxa" w:w="1247"/>
-          </w:tcPr>
-          <w:p>
-            <w:r>
-              <w:rPr>
-                <w:b/>
-                <w:i w:val="0"/>
-                <w:sz w:val="16"/>
-              </w:rPr>
-              <w:t>S01</w:t>
-              <w:br/>
-            </w:r>
-            <w:r>
-              <w:rPr>
-                <w:b w:val="0"/>
-                <w:i w:val="0"/>
-                <w:color w:val="64748B"/>
-                <w:sz w:val="14"/>
-              </w:rPr>
-              <w:t>Démographie</w:t>
-            </w:r>
-          </w:p>
-        </w:tc>
-        <w:tc>
-          <w:tcPr>
-            <w:tcW w:type="dxa" w:w="1531"/>
-          </w:tcPr>
-          <w:p>
-            <w:r>
-              <w:rPr>
-                <w:b/>
-                <w:i w:val="0"/>
-                <w:color w:val="16A34A"/>
-                <w:sz w:val="16"/>
-              </w:rPr>
-              <w:t>s01q10_1</w:t>
-            </w:r>
-          </w:p>
-        </w:tc>
-        <w:tc>
-          <w:tcPr>
-            <w:tcW w:type="dxa" w:w="1191"/>
-          </w:tcPr>
-          <w:p>
-            <w:r>
-              <w:rPr>
-                <w:b w:val="0"/>
-                <w:i w:val="0"/>
-                <w:color w:val="64748B"/>
-                <w:sz w:val="16"/>
-              </w:rPr>
-              <w:t>GT-CQ</w:t>
-            </w:r>
-          </w:p>
-        </w:tc>
-        <w:tc>
-          <w:tcPr>
-            <w:tcW w:type="dxa" w:w="4706"/>
-          </w:tcPr>
-          <w:p>
-            <w:r>
-              <w:rPr>
-                <w:b w:val="0"/>
-                <w:i w:val="0"/>
-                <w:sz w:val="17"/>
-              </w:rPr>
-              <w:t>La taille du ménage lors de l'enquête principale (25) de ce ménage est inférieur à la taille du denombrement (40), prière de fournir des explications concrètes ou aller revisiter le ménage.</w:t>
-            </w:r>
-          </w:p>
-        </w:tc>
-      </w:tr>
-      <w:tr>
-        <w:tc>
-          <w:tcPr>
-            <w:tcW w:type="dxa" w:w="964"/>
-          </w:tcPr>
-          <w:p>
-            <w:r>
-              <w:rPr>
-                <w:b/>
-                <w:i w:val="0"/>
-                <w:color w:val="EA580C"/>
-                <w:sz w:val="16"/>
-              </w:rPr>
-              <w:t>Moyenne</w:t>
-            </w:r>
-          </w:p>
-        </w:tc>
-        <w:tc>
-          <w:tcPr>
-            <w:tcW w:type="dxa" w:w="1247"/>
-          </w:tcPr>
-          <w:p>
-            <w:r>
-              <w:rPr>
-                <w:b/>
-                <w:i w:val="0"/>
-                <w:sz w:val="16"/>
-              </w:rPr>
-              <w:t>S02</w:t>
-              <w:br/>
-            </w:r>
-            <w:r>
-              <w:rPr>
-                <w:b w:val="0"/>
-                <w:i w:val="0"/>
-                <w:color w:val="64748B"/>
-                <w:sz w:val="14"/>
-              </w:rPr>
-              <w:t>Éducation</w:t>
-            </w:r>
-          </w:p>
-        </w:tc>
-        <w:tc>
-          <w:tcPr>
-            <w:tcW w:type="dxa" w:w="1531"/>
-          </w:tcPr>
-          <w:p>
-            <w:r>
-              <w:rPr>
-                <w:b/>
-                <w:i w:val="0"/>
-                <w:color w:val="16A34A"/>
-                <w:sz w:val="16"/>
-              </w:rPr>
-              <w:t>—</w:t>
-            </w:r>
-          </w:p>
-        </w:tc>
-        <w:tc>
-          <w:tcPr>
-            <w:tcW w:type="dxa" w:w="1191"/>
-          </w:tcPr>
-          <w:p>
-            <w:r>
-              <w:rPr>
-                <w:b w:val="0"/>
-                <w:i w:val="0"/>
-                <w:color w:val="64748B"/>
-                <w:sz w:val="16"/>
-              </w:rPr>
-              <w:t>GT-CQ</w:t>
-            </w:r>
-          </w:p>
-        </w:tc>
-        <w:tc>
-          <w:tcPr>
-            <w:tcW w:type="dxa" w:w="4706"/>
-          </w:tcPr>
-          <w:p>
-            <w:r>
-              <w:rPr>
-                <w:b w:val="0"/>
-                <w:i w:val="0"/>
-                <w:sz w:val="17"/>
-              </w:rPr>
-              <w:t>Attention!!! le montant payé pour les frais de scolarité ( 10500 FCFA) de Aly Diagne  qui fréquente 6ème année de Primaire semble faible.</w:t>
-            </w:r>
-          </w:p>
-        </w:tc>
-      </w:tr>
-      <w:tr>
-        <w:tc>
-          <w:tcPr>
-            <w:tcW w:type="dxa" w:w="964"/>
-          </w:tcPr>
-          <w:p>
-            <w:r>
-              <w:rPr>
-                <w:b/>
-                <w:i w:val="0"/>
-                <w:color w:val="EA580C"/>
-                <w:sz w:val="16"/>
-              </w:rPr>
-              <w:t>Moyenne</w:t>
-            </w:r>
-          </w:p>
-        </w:tc>
-        <w:tc>
-          <w:tcPr>
-            <w:tcW w:type="dxa" w:w="1247"/>
-          </w:tcPr>
-          <w:p>
-            <w:r>
-              <w:rPr>
-                <w:b/>
-                <w:i w:val="0"/>
-                <w:sz w:val="16"/>
-              </w:rPr>
-              <w:t>S02</w:t>
-              <w:br/>
-            </w:r>
-            <w:r>
-              <w:rPr>
-                <w:b w:val="0"/>
-                <w:i w:val="0"/>
-                <w:color w:val="64748B"/>
-                <w:sz w:val="14"/>
-              </w:rPr>
-              <w:t>Éducation</w:t>
-            </w:r>
-          </w:p>
-        </w:tc>
-        <w:tc>
-          <w:tcPr>
-            <w:tcW w:type="dxa" w:w="1531"/>
-          </w:tcPr>
-          <w:p>
-            <w:r>
-              <w:rPr>
-                <w:b/>
-                <w:i w:val="0"/>
-                <w:color w:val="16A34A"/>
-                <w:sz w:val="16"/>
-              </w:rPr>
-              <w:t>—</w:t>
-            </w:r>
-          </w:p>
-        </w:tc>
-        <w:tc>
-          <w:tcPr>
-            <w:tcW w:type="dxa" w:w="1191"/>
-          </w:tcPr>
-          <w:p>
-            <w:r>
-              <w:rPr>
-                <w:b w:val="0"/>
-                <w:i w:val="0"/>
-                <w:color w:val="64748B"/>
-                <w:sz w:val="16"/>
-              </w:rPr>
-              <w:t>GT-CQ</w:t>
-            </w:r>
-          </w:p>
-        </w:tc>
-        <w:tc>
-          <w:tcPr>
-            <w:tcW w:type="dxa" w:w="4706"/>
-          </w:tcPr>
-          <w:p>
-            <w:r>
-              <w:rPr>
-                <w:b w:val="0"/>
-                <w:i w:val="0"/>
-                <w:sz w:val="17"/>
-              </w:rPr>
-              <w:t>Veuillez verifier cette information auprès de l'enquêté ou confirmer avec le QG.</w:t>
-            </w:r>
-          </w:p>
-        </w:tc>
-      </w:tr>
-      <w:tr>
-        <w:tc>
-          <w:tcPr>
-            <w:tcW w:type="dxa" w:w="964"/>
-          </w:tcPr>
-          <w:p>
-            <w:r>
-              <w:rPr>
-                <w:b/>
-                <w:i w:val="0"/>
-                <w:color w:val="EA580C"/>
-                <w:sz w:val="16"/>
-              </w:rPr>
-              <w:t>Moyenne</w:t>
-            </w:r>
-          </w:p>
-        </w:tc>
-        <w:tc>
-          <w:tcPr>
-            <w:tcW w:type="dxa" w:w="1247"/>
-          </w:tcPr>
-          <w:p>
-            <w:r>
-              <w:rPr>
-                <w:b/>
-                <w:i w:val="0"/>
-                <w:sz w:val="16"/>
-              </w:rPr>
-              <w:t>S02</w:t>
-              <w:br/>
-            </w:r>
-            <w:r>
-              <w:rPr>
-                <w:b w:val="0"/>
-                <w:i w:val="0"/>
-                <w:color w:val="64748B"/>
-                <w:sz w:val="14"/>
-              </w:rPr>
-              <w:t>Éducation</w:t>
-            </w:r>
-          </w:p>
-        </w:tc>
-        <w:tc>
-          <w:tcPr>
-            <w:tcW w:type="dxa" w:w="1531"/>
-          </w:tcPr>
-          <w:p>
-            <w:r>
-              <w:rPr>
-                <w:b/>
-                <w:i w:val="0"/>
-                <w:color w:val="16A34A"/>
-                <w:sz w:val="16"/>
-              </w:rPr>
-              <w:t>—</w:t>
-            </w:r>
-          </w:p>
-        </w:tc>
-        <w:tc>
-          <w:tcPr>
-            <w:tcW w:type="dxa" w:w="1191"/>
-          </w:tcPr>
-          <w:p>
-            <w:r>
-              <w:rPr>
-                <w:b w:val="0"/>
-                <w:i w:val="0"/>
-                <w:color w:val="64748B"/>
-                <w:sz w:val="16"/>
-              </w:rPr>
-              <w:t>GT-CQ</w:t>
-            </w:r>
-          </w:p>
-        </w:tc>
-        <w:tc>
-          <w:tcPr>
-            <w:tcW w:type="dxa" w:w="4706"/>
-          </w:tcPr>
-          <w:p>
-            <w:r>
-              <w:rPr>
-                <w:b w:val="0"/>
-                <w:i w:val="0"/>
-                <w:sz w:val="17"/>
-              </w:rPr>
-              <w:t>veuillez, s'il vous plait, confirmer la cotisation ( 5000 FCFA) payée de Aly Diagne avec le QG ou apporter les corrections nécessaires.</w:t>
-            </w:r>
-          </w:p>
-        </w:tc>
-      </w:tr>
-      <w:tr>
-        <w:tc>
-          <w:tcPr>
-            <w:tcW w:type="dxa" w:w="964"/>
-          </w:tcPr>
-          <w:p>
-            <w:r>
-              <w:rPr>
-                <w:b/>
-                <w:i w:val="0"/>
-                <w:color w:val="EA580C"/>
-                <w:sz w:val="16"/>
-              </w:rPr>
-              <w:t>Moyenne</w:t>
-            </w:r>
-          </w:p>
-        </w:tc>
-        <w:tc>
-          <w:tcPr>
-            <w:tcW w:type="dxa" w:w="1247"/>
-          </w:tcPr>
-          <w:p>
-            <w:r>
-              <w:rPr>
-                <w:b/>
-                <w:i w:val="0"/>
-                <w:sz w:val="16"/>
-              </w:rPr>
-              <w:t>S02</w:t>
-              <w:br/>
-            </w:r>
-            <w:r>
-              <w:rPr>
-                <w:b w:val="0"/>
-                <w:i w:val="0"/>
-                <w:color w:val="64748B"/>
-                <w:sz w:val="14"/>
-              </w:rPr>
-              <w:t>Éducation</w:t>
-            </w:r>
-          </w:p>
-        </w:tc>
-        <w:tc>
-          <w:tcPr>
-            <w:tcW w:type="dxa" w:w="1531"/>
-          </w:tcPr>
-          <w:p>
-            <w:r>
-              <w:rPr>
-                <w:b/>
-                <w:i w:val="0"/>
-                <w:color w:val="16A34A"/>
-                <w:sz w:val="16"/>
-              </w:rPr>
-              <w:t>s01q64, s00q04, s02q20, s02q25, s01q00b, s02q17_2, s02q15_2</w:t>
-            </w:r>
-          </w:p>
-        </w:tc>
-        <w:tc>
-          <w:tcPr>
-            <w:tcW w:type="dxa" w:w="1191"/>
-          </w:tcPr>
-          <w:p>
-            <w:r>
-              <w:rPr>
-                <w:b w:val="0"/>
-                <w:i w:val="0"/>
-                <w:color w:val="64748B"/>
-                <w:sz w:val="16"/>
-              </w:rPr>
-              <w:t>GT-CQ</w:t>
-            </w:r>
-          </w:p>
-        </w:tc>
-        <w:tc>
-          <w:tcPr>
-            <w:tcW w:type="dxa" w:w="4706"/>
-          </w:tcPr>
-          <w:p>
-            <w:r>
-              <w:rPr>
-                <w:b w:val="0"/>
-                <w:i w:val="0"/>
-                <w:sz w:val="17"/>
-              </w:rPr>
-              <w:t>Dans les milieux ruraux les frais d'uniformes de Aly Diagne qui fréquente 6ème année de Primaire sont peut-être obligatoire et sont payés aussi dans les écoles privés, prière de verifier pour corriger ou confirmer avec le QG.</w:t>
-            </w:r>
-          </w:p>
-        </w:tc>
-      </w:tr>
-      <w:tr>
-        <w:tc>
-          <w:tcPr>
-            <w:tcW w:type="dxa" w:w="964"/>
-          </w:tcPr>
-          <w:p>
-            <w:r>
-              <w:rPr>
-                <w:b/>
-                <w:i w:val="0"/>
-                <w:color w:val="EA580C"/>
-                <w:sz w:val="16"/>
-              </w:rPr>
-              <w:t>Moyenne</w:t>
-            </w:r>
-          </w:p>
-        </w:tc>
-        <w:tc>
-          <w:tcPr>
-            <w:tcW w:type="dxa" w:w="1247"/>
-          </w:tcPr>
-          <w:p>
-            <w:r>
-              <w:rPr>
-                <w:b/>
-                <w:i w:val="0"/>
-                <w:sz w:val="16"/>
-              </w:rPr>
-              <w:t>S02</w:t>
-              <w:br/>
-            </w:r>
-            <w:r>
-              <w:rPr>
-                <w:b w:val="0"/>
-                <w:i w:val="0"/>
-                <w:color w:val="64748B"/>
-                <w:sz w:val="14"/>
-              </w:rPr>
-              <w:t>Éducation</w:t>
-            </w:r>
-          </w:p>
-        </w:tc>
-        <w:tc>
-          <w:tcPr>
-            <w:tcW w:type="dxa" w:w="1531"/>
-          </w:tcPr>
-          <w:p>
-            <w:r>
-              <w:rPr>
-                <w:b/>
-                <w:i w:val="0"/>
-                <w:color w:val="16A34A"/>
-                <w:sz w:val="16"/>
-              </w:rPr>
-              <w:t>—</w:t>
-            </w:r>
-          </w:p>
-        </w:tc>
-        <w:tc>
-          <w:tcPr>
-            <w:tcW w:type="dxa" w:w="1191"/>
-          </w:tcPr>
-          <w:p>
-            <w:r>
-              <w:rPr>
-                <w:b w:val="0"/>
-                <w:i w:val="0"/>
-                <w:color w:val="64748B"/>
-                <w:sz w:val="16"/>
-              </w:rPr>
-              <w:t>GT-CQ</w:t>
-            </w:r>
-          </w:p>
-        </w:tc>
-        <w:tc>
-          <w:tcPr>
-            <w:tcW w:type="dxa" w:w="4706"/>
-          </w:tcPr>
-          <w:p>
-            <w:r>
-              <w:rPr>
-                <w:b w:val="0"/>
-                <w:i w:val="0"/>
-                <w:sz w:val="17"/>
-              </w:rPr>
               <w:t>Attention!!! le montant payé pour les frais de scolarité ( 10500 FCFA) de Babou Diagne  qui fréquente 1ére année de Secondaire 1 (Moyen) Général semble faible.</w:t>
-            </w:r>
-          </w:p>
-        </w:tc>
-      </w:tr>
-      <w:tr>
-        <w:tc>
-          <w:tcPr>
-            <w:tcW w:type="dxa" w:w="964"/>
-          </w:tcPr>
-          <w:p>
-            <w:r>
-              <w:rPr>
-                <w:b/>
-                <w:i w:val="0"/>
-                <w:color w:val="EA580C"/>
-                <w:sz w:val="16"/>
-              </w:rPr>
-              <w:t>Moyenne</w:t>
-            </w:r>
-          </w:p>
-        </w:tc>
-        <w:tc>
-          <w:tcPr>
-            <w:tcW w:type="dxa" w:w="1247"/>
-          </w:tcPr>
-          <w:p>
-            <w:r>
-              <w:rPr>
-                <w:b/>
-                <w:i w:val="0"/>
-                <w:sz w:val="16"/>
-              </w:rPr>
-              <w:t>S02</w:t>
-              <w:br/>
-            </w:r>
-            <w:r>
-              <w:rPr>
-                <w:b w:val="0"/>
-                <w:i w:val="0"/>
-                <w:color w:val="64748B"/>
-                <w:sz w:val="14"/>
-              </w:rPr>
-              <w:t>Éducation</w:t>
-            </w:r>
-          </w:p>
-        </w:tc>
-        <w:tc>
-          <w:tcPr>
-            <w:tcW w:type="dxa" w:w="1531"/>
-          </w:tcPr>
-          <w:p>
-            <w:r>
-              <w:rPr>
-                <w:b/>
-                <w:i w:val="0"/>
-                <w:color w:val="16A34A"/>
-                <w:sz w:val="16"/>
-              </w:rPr>
-              <w:t>—</w:t>
-            </w:r>
-          </w:p>
-        </w:tc>
-        <w:tc>
-          <w:tcPr>
-            <w:tcW w:type="dxa" w:w="1191"/>
-          </w:tcPr>
-          <w:p>
-            <w:r>
-              <w:rPr>
-                <w:b w:val="0"/>
-                <w:i w:val="0"/>
-                <w:color w:val="64748B"/>
-                <w:sz w:val="16"/>
-              </w:rPr>
-              <w:t>GT-CQ</w:t>
-            </w:r>
-          </w:p>
-        </w:tc>
-        <w:tc>
-          <w:tcPr>
-            <w:tcW w:type="dxa" w:w="4706"/>
-          </w:tcPr>
-          <w:p>
-            <w:r>
-              <w:rPr>
-                <w:b w:val="0"/>
-                <w:i w:val="0"/>
-                <w:sz w:val="17"/>
-              </w:rPr>
-              <w:t>veuillez, s'il vous plait, confirmer la cotisation ( 5000 FCFA) payée de Babou Diagne avec le QG ou apporter les corrections nécessaires.</w:t>
             </w:r>
           </w:p>
         </w:tc>
